--- a/files/Forensic_Report_Template.docx
+++ b/files/Forensic_Report_Template.docx
@@ -82,7 +82,7 @@
           <w:sz w:val="20"/>
           <w:szCs w:val="20"/>
         </w:rPr>
-        <w:t xml:space="preserve">⚠  CONFIDENTIAL — RESTRICTED DISTRIBUTION</w:t>
+        <w:t xml:space="preserve">CONFIDENTIAL — RESTRICTED DISTRIBUTION</w:t>
       </w:r>
     </w:p>
     <w:tbl>
@@ -154,13 +154,15 @@
             <w:r>
               <w:rPr>
                 <w:rFonts w:ascii="Arial" w:cs="Arial" w:eastAsia="Arial" w:hAnsi="Arial"/>
-                <w:i/>
-                <w:iCs/>
-                <w:color w:val="808080"/>
-                <w:sz w:val="18"/>
-                <w:szCs w:val="18"/>
-              </w:rPr>
-              <w:t xml:space="preserve">[Enter case reference number]</w:t>
+                <w:b/>
+                <w:bCs/>
+                <w:i w:val="false"/>
+                <w:iCs w:val="false"/>
+                <w:color w:val="1F5C99"/>
+                <w:sz w:val="18"/>
+                <w:szCs w:val="18"/>
+              </w:rPr>
+              <w:t xml:space="preserve">IR-2026-0514</w:t>
             </w:r>
           </w:p>
         </w:tc>
@@ -218,9 +220,11 @@
             <w:r>
               <w:rPr>
                 <w:rFonts w:ascii="Arial" w:cs="Arial" w:eastAsia="Arial" w:hAnsi="Arial"/>
-                <w:i/>
-                <w:iCs/>
-                <w:color w:val="808080"/>
+                <w:b/>
+                <w:bCs/>
+                <w:i w:val="false"/>
+                <w:iCs w:val="false"/>
+                <w:color w:val="1F5C99"/>
                 <w:sz w:val="18"/>
                 <w:szCs w:val="18"/>
               </w:rPr>
@@ -282,9 +286,11 @@
             <w:r>
               <w:rPr>
                 <w:rFonts w:ascii="Arial" w:cs="Arial" w:eastAsia="Arial" w:hAnsi="Arial"/>
-                <w:i/>
-                <w:iCs/>
-                <w:color w:val="808080"/>
+                <w:b/>
+                <w:bCs/>
+                <w:i w:val="false"/>
+                <w:iCs w:val="false"/>
+                <w:color w:val="1F5C99"/>
                 <w:sz w:val="18"/>
                 <w:szCs w:val="18"/>
               </w:rPr>
@@ -346,13 +352,15 @@
             <w:r>
               <w:rPr>
                 <w:rFonts w:ascii="Arial" w:cs="Arial" w:eastAsia="Arial" w:hAnsi="Arial"/>
-                <w:i/>
-                <w:iCs/>
-                <w:color w:val="808080"/>
-                <w:sz w:val="18"/>
-                <w:szCs w:val="18"/>
-              </w:rPr>
-              <w:t xml:space="preserve">[Trainee name / team]</w:t>
+                <w:b/>
+                <w:bCs/>
+                <w:i w:val="false"/>
+                <w:iCs w:val="false"/>
+                <w:color w:val="1F5C99"/>
+                <w:sz w:val="18"/>
+                <w:szCs w:val="18"/>
+              </w:rPr>
+              <w:t xml:space="preserve">Trainee001</w:t>
             </w:r>
           </w:p>
         </w:tc>
@@ -410,13 +418,15 @@
             <w:r>
               <w:rPr>
                 <w:rFonts w:ascii="Arial" w:cs="Arial" w:eastAsia="Arial" w:hAnsi="Arial"/>
-                <w:i/>
-                <w:iCs/>
-                <w:color w:val="808080"/>
-                <w:sz w:val="18"/>
-                <w:szCs w:val="18"/>
-              </w:rPr>
-              <w:t xml:space="preserve">[DD/MM/YYYY]</w:t>
+                <w:b/>
+                <w:bCs/>
+                <w:i w:val="false"/>
+                <w:iCs w:val="false"/>
+                <w:color w:val="1F5C99"/>
+                <w:sz w:val="18"/>
+                <w:szCs w:val="18"/>
+              </w:rPr>
+              <w:t xml:space="preserve">16/05/2026</w:t>
             </w:r>
           </w:p>
         </w:tc>
@@ -474,9 +484,11 @@
             <w:r>
               <w:rPr>
                 <w:rFonts w:ascii="Arial" w:cs="Arial" w:eastAsia="Arial" w:hAnsi="Arial"/>
-                <w:i/>
-                <w:iCs/>
-                <w:color w:val="808080"/>
+                <w:b/>
+                <w:bCs/>
+                <w:i w:val="false"/>
+                <w:iCs w:val="false"/>
+                <w:color w:val="1F5C99"/>
                 <w:sz w:val="18"/>
                 <w:szCs w:val="18"/>
               </w:rPr>
@@ -628,13 +640,15 @@
             <w:r>
               <w:rPr>
                 <w:rFonts w:ascii="Arial" w:cs="Arial" w:eastAsia="Arial" w:hAnsi="Arial"/>
+                <w:b w:val="false"/>
+                <w:bCs w:val="false"/>
                 <w:i/>
                 <w:iCs/>
                 <w:color w:val="808080"/>
                 <w:sz w:val="18"/>
                 <w:szCs w:val="18"/>
               </w:rPr>
-              <w:t xml:space="preserve">[Start timestamp] — [End timestamp] UTC</w:t>
+              <w:t xml:space="preserve">[Enter start] — [Enter end] (UTC)  — see Task 4</w:t>
             </w:r>
           </w:p>
         </w:tc>
@@ -692,9 +706,11 @@
             <w:r>
               <w:rPr>
                 <w:rFonts w:ascii="Arial" w:cs="Arial" w:eastAsia="Arial" w:hAnsi="Arial"/>
-                <w:i/>
-                <w:iCs/>
-                <w:color w:val="808080"/>
+                <w:b/>
+                <w:bCs/>
+                <w:i w:val="false"/>
+                <w:iCs w:val="false"/>
+                <w:color w:val="1F5C99"/>
                 <w:sz w:val="18"/>
                 <w:szCs w:val="18"/>
               </w:rPr>
@@ -756,9 +772,11 @@
             <w:r>
               <w:rPr>
                 <w:rFonts w:ascii="Arial" w:cs="Arial" w:eastAsia="Arial" w:hAnsi="Arial"/>
-                <w:i/>
-                <w:iCs/>
-                <w:color w:val="808080"/>
+                <w:b/>
+                <w:bCs/>
+                <w:i w:val="false"/>
+                <w:iCs w:val="false"/>
+                <w:color w:val="1F5C99"/>
                 <w:sz w:val="18"/>
                 <w:szCs w:val="18"/>
               </w:rPr>
@@ -820,9 +838,11 @@
             <w:r>
               <w:rPr>
                 <w:rFonts w:ascii="Arial" w:cs="Arial" w:eastAsia="Arial" w:hAnsi="Arial"/>
-                <w:i/>
-                <w:iCs/>
-                <w:color w:val="808080"/>
+                <w:b/>
+                <w:bCs/>
+                <w:i w:val="false"/>
+                <w:iCs w:val="false"/>
+                <w:color w:val="1F5C99"/>
                 <w:sz w:val="18"/>
                 <w:szCs w:val="18"/>
               </w:rPr>
@@ -884,9 +904,11 @@
             <w:r>
               <w:rPr>
                 <w:rFonts w:ascii="Arial" w:cs="Arial" w:eastAsia="Arial" w:hAnsi="Arial"/>
-                <w:i/>
-                <w:iCs/>
-                <w:color w:val="808080"/>
+                <w:b/>
+                <w:bCs/>
+                <w:i w:val="false"/>
+                <w:iCs w:val="false"/>
+                <w:color w:val="1F5C99"/>
                 <w:sz w:val="18"/>
                 <w:szCs w:val="18"/>
               </w:rPr>
@@ -960,39 +982,7 @@
               <w:sz w:val="18"/>
               <w:szCs w:val="18"/>
             </w:rPr>
-            <w:t xml:space="preserve">Provide a 2–3 sentence summary of the incident. Describe what happened, which resource was affected, and the suspected objective of the attacker.</w:t>
-          </w:r>
-        </w:p>
-      </w:tc>
-    </w:tr>
-    <w:tr>
-      <w:tc>
-        <w:tcPr>
-          <w:tcW w:type="dxa" w:w="9026"/>
-          <w:tcBorders>
-            <w:top w:val="single" w:color="BFBFBF" w:sz="4"/>
-            <w:left w:val="single" w:color="BFBFBF" w:sz="4"/>
-            <w:bottom w:val="single" w:color="BFBFBF" w:sz="4"/>
-            <w:right w:val="single" w:color="BFBFBF" w:sz="4"/>
-          </w:tcBorders>
-          <w:tcMar>
-            <w:top w:type="dxa" w:w="60"/>
-            <w:left w:type="dxa" w:w="120"/>
-            <w:bottom w:type="dxa" w:w="60"/>
-            <w:right w:type="dxa" w:w="120"/>
-          </w:tcMar>
-        </w:tcPr>
-        <w:p>
-          <w:r>
-            <w:rPr>
-              <w:rFonts w:ascii="Arial" w:cs="Arial" w:eastAsia="Arial" w:hAnsi="Arial"/>
-              <w:i/>
-              <w:iCs/>
-              <w:color w:val="808080"/>
-              <w:sz w:val="18"/>
-              <w:szCs w:val="18"/>
-            </w:rPr>
-            <w:t xml:space="preserve"/>
+            <w:t xml:space="preserve">Provide a 2-3 sentence summary of the incident: what happened, which resource was affected, and the suspected objective of the attacker.</w:t>
           </w:r>
         </w:p>
       </w:tc>
@@ -1473,17 +1463,8 @@
     </w:tbl>
     <w:p>
       <w:pPr>
-        <w:spacing w:after="0" w:before="0"/>
+        <w:spacing w:after="40" w:before="120"/>
       </w:pPr>
-      <w:r>
-        <w:rPr>
-          <w:sz w:val="12"/>
-          <w:szCs w:val="12"/>
-        </w:rPr>
-        <w:t xml:space="preserve"/>
-      </w:r>
-    </w:p>
-    <w:p>
       <w:r>
         <w:rPr>
           <w:rFonts w:ascii="Arial" w:cs="Arial" w:eastAsia="Arial" w:hAnsi="Arial"/>
@@ -1493,7 +1474,7 @@
           <w:sz w:val="20"/>
           <w:szCs w:val="20"/>
         </w:rPr>
-        <w:t xml:space="preserve">3.1  Anomalous Source IP (Flag 1)</w:t>
+        <w:t xml:space="preserve">3.1  Anomalous Source IP</w:t>
       </w:r>
     </w:p>
     <w:p>
@@ -1577,6 +1558,8 @@
             <w:r>
               <w:rPr>
                 <w:rFonts w:ascii="Arial" w:cs="Arial" w:eastAsia="Arial" w:hAnsi="Arial"/>
+                <w:b w:val="false"/>
+                <w:bCs w:val="false"/>
                 <w:i/>
                 <w:iCs/>
                 <w:color w:val="808080"/>
@@ -1641,77 +1624,15 @@
             <w:r>
               <w:rPr>
                 <w:rFonts w:ascii="Arial" w:cs="Arial" w:eastAsia="Arial" w:hAnsi="Arial"/>
-                <w:i/>
-                <w:iCs/>
-                <w:color w:val="808080"/>
+                <w:b/>
+                <w:bCs/>
+                <w:i w:val="false"/>
+                <w:iCs w:val="false"/>
+                <w:color w:val="1F5C99"/>
                 <w:sz w:val="18"/>
                 <w:szCs w:val="18"/>
               </w:rPr>
               <w:t xml:space="preserve">198.51.100.0/24</w:t>
-            </w:r>
-          </w:p>
-        </w:tc>
-      </w:tr>
-      <w:tr>
-        <w:tc>
-          <w:tcPr>
-            <w:tcW w:type="dxa" w:w="2800"/>
-            <w:tcBorders>
-              <w:top w:val="single" w:color="BFBFBF" w:sz="4"/>
-              <w:left w:val="single" w:color="BFBFBF" w:sz="4"/>
-              <w:bottom w:val="single" w:color="BFBFBF" w:sz="4"/>
-              <w:right w:val="single" w:color="BFBFBF" w:sz="4"/>
-            </w:tcBorders>
-            <w:shd w:fill="F2F2F2" w:val="clear"/>
-            <w:tcMar>
-              <w:top w:type="dxa" w:w="60"/>
-              <w:left w:type="dxa" w:w="120"/>
-              <w:bottom w:type="dxa" w:w="60"/>
-              <w:right w:type="dxa" w:w="120"/>
-            </w:tcMar>
-            <w:vAlign w:val="center"/>
-          </w:tcPr>
-          <w:p>
-            <w:r>
-              <w:rPr>
-                <w:rFonts w:ascii="Arial" w:cs="Arial" w:eastAsia="Arial" w:hAnsi="Arial"/>
-                <w:b/>
-                <w:bCs/>
-                <w:color w:val="404040"/>
-                <w:sz w:val="18"/>
-                <w:szCs w:val="18"/>
-              </w:rPr>
-              <w:t xml:space="preserve">Detection Method</w:t>
-            </w:r>
-          </w:p>
-        </w:tc>
-        <w:tc>
-          <w:tcPr>
-            <w:tcW w:type="dxa" w:w="6226"/>
-            <w:tcBorders>
-              <w:top w:val="single" w:color="BFBFBF" w:sz="4"/>
-              <w:left w:val="single" w:color="BFBFBF" w:sz="4"/>
-              <w:bottom w:val="single" w:color="BFBFBF" w:sz="4"/>
-              <w:right w:val="single" w:color="BFBFBF" w:sz="4"/>
-            </w:tcBorders>
-            <w:tcMar>
-              <w:top w:type="dxa" w:w="60"/>
-              <w:left w:type="dxa" w:w="120"/>
-              <w:bottom w:type="dxa" w:w="60"/>
-              <w:right w:type="dxa" w:w="120"/>
-            </w:tcMar>
-          </w:tcPr>
-          <w:p>
-            <w:r>
-              <w:rPr>
-                <w:rFonts w:ascii="Arial" w:cs="Arial" w:eastAsia="Arial" w:hAnsi="Arial"/>
-                <w:i/>
-                <w:iCs/>
-                <w:color w:val="808080"/>
-                <w:sz w:val="18"/>
-                <w:szCs w:val="18"/>
-              </w:rPr>
-              <w:t xml:space="preserve">[Describe the command / approach used]</w:t>
             </w:r>
           </w:p>
         </w:tc>
@@ -1730,6 +1651,9 @@
       </w:r>
     </w:p>
     <w:p>
+      <w:pPr>
+        <w:spacing w:after="40" w:before="120"/>
+      </w:pPr>
       <w:r>
         <w:rPr>
           <w:rFonts w:ascii="Arial" w:cs="Arial" w:eastAsia="Arial" w:hAnsi="Arial"/>
@@ -1739,7 +1663,7 @@
           <w:sz w:val="20"/>
           <w:szCs w:val="20"/>
         </w:rPr>
-        <w:t xml:space="preserve">3.2  Compromised Identity (Flag 2)</w:t>
+        <w:t xml:space="preserve">3.2  Compromised Identity</w:t>
       </w:r>
     </w:p>
     <w:p>
@@ -1823,6 +1747,8 @@
             <w:r>
               <w:rPr>
                 <w:rFonts w:ascii="Arial" w:cs="Arial" w:eastAsia="Arial" w:hAnsi="Arial"/>
+                <w:b w:val="false"/>
+                <w:bCs w:val="false"/>
                 <w:i/>
                 <w:iCs/>
                 <w:color w:val="808080"/>
@@ -1887,6 +1813,8 @@
             <w:r>
               <w:rPr>
                 <w:rFonts w:ascii="Arial" w:cs="Arial" w:eastAsia="Arial" w:hAnsi="Arial"/>
+                <w:b w:val="false"/>
+                <w:bCs w:val="false"/>
                 <w:i/>
                 <w:iCs/>
                 <w:color w:val="808080"/>
@@ -1898,42 +1826,63 @@
           </w:p>
         </w:tc>
       </w:tr>
-      <w:tr>
-        <w:tc>
-          <w:tcPr>
-            <w:tcW w:type="dxa" w:w="2800"/>
-            <w:tcBorders>
-              <w:top w:val="single" w:color="BFBFBF" w:sz="4"/>
-              <w:left w:val="single" w:color="BFBFBF" w:sz="4"/>
-              <w:bottom w:val="single" w:color="BFBFBF" w:sz="4"/>
-              <w:right w:val="single" w:color="BFBFBF" w:sz="4"/>
-            </w:tcBorders>
-            <w:shd w:fill="F2F2F2" w:val="clear"/>
-            <w:tcMar>
-              <w:top w:type="dxa" w:w="60"/>
-              <w:left w:type="dxa" w:w="120"/>
-              <w:bottom w:type="dxa" w:w="60"/>
-              <w:right w:type="dxa" w:w="120"/>
-            </w:tcMar>
-            <w:vAlign w:val="center"/>
-          </w:tcPr>
-          <w:p>
-            <w:r>
-              <w:rPr>
-                <w:rFonts w:ascii="Arial" w:cs="Arial" w:eastAsia="Arial" w:hAnsi="Arial"/>
-                <w:b/>
-                <w:bCs/>
-                <w:color w:val="404040"/>
-                <w:sz w:val="18"/>
-                <w:szCs w:val="18"/>
-              </w:rPr>
-              <w:t xml:space="preserve">Normal Activity</w:t>
-            </w:r>
-          </w:p>
-        </w:tc>
-        <w:tc>
-          <w:tcPr>
-            <w:tcW w:type="dxa" w:w="6226"/>
+    </w:tbl>
+    <w:p>
+      <w:pPr>
+        <w:spacing w:after="0" w:before="0"/>
+      </w:pPr>
+      <w:r>
+        <w:rPr>
+          <w:sz w:val="4"/>
+          <w:szCs w:val="4"/>
+        </w:rPr>
+        <w:t xml:space="preserve"/>
+      </w:r>
+    </w:p>
+    <w:p>
+      <w:r>
+        <w:rPr>
+          <w:rFonts w:ascii="Arial" w:cs="Arial" w:eastAsia="Arial" w:hAnsi="Arial"/>
+          <w:b/>
+          <w:bCs/>
+          <w:color w:val="404040"/>
+          <w:sz w:val="18"/>
+          <w:szCs w:val="18"/>
+        </w:rPr>
+        <w:t xml:space="preserve">Normal Activity (baseline)</w:t>
+      </w:r>
+    </w:p>
+    <w:p>
+      <w:pPr>
+        <w:spacing w:after="0" w:before="0"/>
+      </w:pPr>
+      <w:r>
+        <w:rPr>
+          <w:sz w:val="4"/>
+          <w:szCs w:val="4"/>
+        </w:rPr>
+        <w:t xml:space="preserve"/>
+      </w:r>
+    </w:p>
+    <w:tbl>
+      <w:tblPr>
+        <w:tblW w:type="dxa" w:w="9026"/>
+        <w:tblBorders>
+          <w:top w:val="single" w:color="auto" w:sz="4"/>
+          <w:left w:val="single" w:color="auto" w:sz="4"/>
+          <w:bottom w:val="single" w:color="auto" w:sz="4"/>
+          <w:right w:val="single" w:color="auto" w:sz="4"/>
+          <w:insideH w:val="single" w:color="auto" w:sz="4"/>
+          <w:insideV w:val="single" w:color="auto" w:sz="4"/>
+        </w:tblBorders>
+      </w:tblPr>
+      <w:tblGrid>
+        <w:gridCol w:w="9026"/>
+      </w:tblGrid>
+      <w:tr>
+        <w:tc>
+          <w:tcPr>
+            <w:tcW w:type="dxa" w:w="9026"/>
             <w:tcBorders>
               <w:top w:val="single" w:color="BFBFBF" w:sz="4"/>
               <w:left w:val="single" w:color="BFBFBF" w:sz="4"/>
@@ -1957,7 +1906,39 @@
                 <w:sz w:val="18"/>
                 <w:szCs w:val="18"/>
               </w:rPr>
-              <w:t xml:space="preserve">[Describe legitimate baseline behaviour of this account]</w:t>
+              <w:t xml:space="preserve">Describe what this account normally does (operation type + bucket), based on its activity outside the attacker's IP.</w:t>
+            </w:r>
+          </w:p>
+        </w:tc>
+      </w:tr>
+      <w:tr>
+        <w:tc>
+          <w:tcPr>
+            <w:tcW w:type="dxa" w:w="9026"/>
+            <w:tcBorders>
+              <w:top w:val="single" w:color="BFBFBF" w:sz="4"/>
+              <w:left w:val="single" w:color="BFBFBF" w:sz="4"/>
+              <w:bottom w:val="single" w:color="BFBFBF" w:sz="4"/>
+              <w:right w:val="single" w:color="BFBFBF" w:sz="4"/>
+            </w:tcBorders>
+            <w:tcMar>
+              <w:top w:type="dxa" w:w="60"/>
+              <w:left w:type="dxa" w:w="120"/>
+              <w:bottom w:type="dxa" w:w="60"/>
+              <w:right w:type="dxa" w:w="120"/>
+            </w:tcMar>
+          </w:tcPr>
+          <w:p>
+            <w:r>
+              <w:rPr>
+                <w:rFonts w:ascii="Arial" w:cs="Arial" w:eastAsia="Arial" w:hAnsi="Arial"/>
+                <w:i/>
+                <w:iCs/>
+                <w:color w:val="808080"/>
+                <w:sz w:val="18"/>
+                <w:szCs w:val="18"/>
+              </w:rPr>
+              <w:t xml:space="preserve"/>
             </w:r>
           </w:p>
         </w:tc>
@@ -1976,6 +1957,9 @@
       </w:r>
     </w:p>
     <w:p>
+      <w:pPr>
+        <w:spacing w:after="40" w:before="120"/>
+      </w:pPr>
       <w:r>
         <w:rPr>
           <w:rFonts w:ascii="Arial" w:cs="Arial" w:eastAsia="Arial" w:hAnsi="Arial"/>
@@ -1985,7 +1969,7 @@
           <w:sz w:val="20"/>
           <w:szCs w:val="20"/>
         </w:rPr>
-        <w:t xml:space="preserve">3.3  Reconnaissance (Flag 3)</w:t>
+        <w:t xml:space="preserve">3.3  Targeted Resource &amp; Exfiltration Volume</w:t>
       </w:r>
     </w:p>
     <w:p>
@@ -2045,7 +2029,7 @@
                 <w:sz w:val="18"/>
                 <w:szCs w:val="18"/>
               </w:rPr>
-              <w:t xml:space="preserve">First Malicious Event</w:t>
+              <w:t xml:space="preserve">S3 Bucket Name</w:t>
             </w:r>
           </w:p>
         </w:tc>
@@ -2069,13 +2053,15 @@
             <w:r>
               <w:rPr>
                 <w:rFonts w:ascii="Arial" w:cs="Arial" w:eastAsia="Arial" w:hAnsi="Arial"/>
+                <w:b w:val="false"/>
+                <w:bCs w:val="false"/>
                 <w:i/>
                 <w:iCs/>
                 <w:color w:val="808080"/>
                 <w:sz w:val="18"/>
                 <w:szCs w:val="18"/>
               </w:rPr>
-              <w:t xml:space="preserve">[Enter UTC timestamp]</w:t>
+              <w:t xml:space="preserve">[Enter bucket name]</w:t>
             </w:r>
           </w:p>
         </w:tc>
@@ -2109,7 +2095,7 @@
                 <w:sz w:val="18"/>
                 <w:szCs w:val="18"/>
               </w:rPr>
-              <w:t xml:space="preserve">Event Name</w:t>
+              <w:t xml:space="preserve">Objects Downloaded</w:t>
             </w:r>
           </w:p>
         </w:tc>
@@ -2133,28 +2119,83 @@
             <w:r>
               <w:rPr>
                 <w:rFonts w:ascii="Arial" w:cs="Arial" w:eastAsia="Arial" w:hAnsi="Arial"/>
+                <w:b w:val="false"/>
+                <w:bCs w:val="false"/>
                 <w:i/>
                 <w:iCs/>
                 <w:color w:val="808080"/>
                 <w:sz w:val="18"/>
                 <w:szCs w:val="18"/>
               </w:rPr>
-              <w:t xml:space="preserve">ListBuckets</w:t>
-            </w:r>
-          </w:p>
-        </w:tc>
-      </w:tr>
-      <w:tr>
-        <w:tc>
-          <w:tcPr>
-            <w:tcW w:type="dxa" w:w="2800"/>
-            <w:tcBorders>
-              <w:top w:val="single" w:color="BFBFBF" w:sz="4"/>
-              <w:left w:val="single" w:color="BFBFBF" w:sz="4"/>
-              <w:bottom w:val="single" w:color="BFBFBF" w:sz="4"/>
-              <w:right w:val="single" w:color="BFBFBF" w:sz="4"/>
-            </w:tcBorders>
-            <w:shd w:fill="F2F2F2" w:val="clear"/>
+              <w:t xml:space="preserve">[Enter object count]</w:t>
+            </w:r>
+          </w:p>
+        </w:tc>
+      </w:tr>
+    </w:tbl>
+    <w:p>
+      <w:pPr>
+        <w:spacing w:after="0" w:before="0"/>
+      </w:pPr>
+      <w:r>
+        <w:rPr>
+          <w:sz w:val="4"/>
+          <w:szCs w:val="4"/>
+        </w:rPr>
+        <w:t xml:space="preserve"/>
+      </w:r>
+    </w:p>
+    <w:p>
+      <w:r>
+        <w:rPr>
+          <w:rFonts w:ascii="Arial" w:cs="Arial" w:eastAsia="Arial" w:hAnsi="Arial"/>
+          <w:b/>
+          <w:bCs/>
+          <w:color w:val="404040"/>
+          <w:sz w:val="18"/>
+          <w:szCs w:val="18"/>
+        </w:rPr>
+        <w:t xml:space="preserve">Data Sensitivity</w:t>
+      </w:r>
+    </w:p>
+    <w:p>
+      <w:pPr>
+        <w:spacing w:after="0" w:before="0"/>
+      </w:pPr>
+      <w:r>
+        <w:rPr>
+          <w:sz w:val="4"/>
+          <w:szCs w:val="4"/>
+        </w:rPr>
+        <w:t xml:space="preserve"/>
+      </w:r>
+    </w:p>
+    <w:tbl>
+      <w:tblPr>
+        <w:tblW w:type="dxa" w:w="9026"/>
+        <w:tblBorders>
+          <w:top w:val="single" w:color="auto" w:sz="4"/>
+          <w:left w:val="single" w:color="auto" w:sz="4"/>
+          <w:bottom w:val="single" w:color="auto" w:sz="4"/>
+          <w:right w:val="single" w:color="auto" w:sz="4"/>
+          <w:insideH w:val="single" w:color="auto" w:sz="4"/>
+          <w:insideV w:val="single" w:color="auto" w:sz="4"/>
+        </w:tblBorders>
+      </w:tblPr>
+      <w:tblGrid>
+        <w:gridCol w:w="600"/>
+        <w:gridCol w:w="8426"/>
+      </w:tblGrid>
+      <w:tr>
+        <w:tc>
+          <w:tcPr>
+            <w:tcW w:type="dxa" w:w="600"/>
+            <w:tcBorders>
+              <w:top w:val="single" w:color="BFBFBF" w:sz="4"/>
+              <w:left w:val="single" w:color="BFBFBF" w:sz="4"/>
+              <w:bottom w:val="single" w:color="BFBFBF" w:sz="4"/>
+              <w:right w:val="single" w:color="BFBFBF" w:sz="4"/>
+            </w:tcBorders>
             <w:tcMar>
               <w:top w:type="dxa" w:w="60"/>
               <w:left w:type="dxa" w:w="120"/>
@@ -2164,61 +2205,59 @@
             <w:vAlign w:val="center"/>
           </w:tcPr>
           <w:p>
-            <w:r>
-              <w:rPr>
-                <w:rFonts w:ascii="Arial" w:cs="Arial" w:eastAsia="Arial" w:hAnsi="Arial"/>
-                <w:b/>
-                <w:bCs/>
+            <w:pPr>
+              <w:jc w:val="center"/>
+            </w:pPr>
+            <w:r>
+              <w:rPr>
+                <w:rFonts w:ascii="Arial" w:cs="Arial" w:eastAsia="Arial" w:hAnsi="Arial"/>
                 <w:color w:val="404040"/>
-                <w:sz w:val="18"/>
-                <w:szCs w:val="18"/>
-              </w:rPr>
-              <w:t xml:space="preserve">Source IP</w:t>
-            </w:r>
-          </w:p>
-        </w:tc>
-        <w:tc>
-          <w:tcPr>
-            <w:tcW w:type="dxa" w:w="6226"/>
-            <w:tcBorders>
-              <w:top w:val="single" w:color="BFBFBF" w:sz="4"/>
-              <w:left w:val="single" w:color="BFBFBF" w:sz="4"/>
-              <w:bottom w:val="single" w:color="BFBFBF" w:sz="4"/>
-              <w:right w:val="single" w:color="BFBFBF" w:sz="4"/>
-            </w:tcBorders>
-            <w:tcMar>
-              <w:top w:type="dxa" w:w="60"/>
-              <w:left w:type="dxa" w:w="120"/>
-              <w:bottom w:type="dxa" w:w="60"/>
-              <w:right w:type="dxa" w:w="120"/>
-            </w:tcMar>
-          </w:tcPr>
-          <w:p>
-            <w:r>
-              <w:rPr>
-                <w:rFonts w:ascii="Arial" w:cs="Arial" w:eastAsia="Arial" w:hAnsi="Arial"/>
-                <w:i/>
-                <w:iCs/>
-                <w:color w:val="808080"/>
-                <w:sz w:val="18"/>
-                <w:szCs w:val="18"/>
-              </w:rPr>
-              <w:t xml:space="preserve">[Enter IP address]</w:t>
-            </w:r>
-          </w:p>
-        </w:tc>
-      </w:tr>
-      <w:tr>
-        <w:tc>
-          <w:tcPr>
-            <w:tcW w:type="dxa" w:w="2800"/>
-            <w:tcBorders>
-              <w:top w:val="single" w:color="BFBFBF" w:sz="4"/>
-              <w:left w:val="single" w:color="BFBFBF" w:sz="4"/>
-              <w:bottom w:val="single" w:color="BFBFBF" w:sz="4"/>
-              <w:right w:val="single" w:color="BFBFBF" w:sz="4"/>
-            </w:tcBorders>
-            <w:shd w:fill="F2F2F2" w:val="clear"/>
+                <w:sz w:val="28"/>
+                <w:szCs w:val="28"/>
+              </w:rPr>
+              <w:t xml:space="preserve">☐</w:t>
+            </w:r>
+          </w:p>
+        </w:tc>
+        <w:tc>
+          <w:tcPr>
+            <w:tcW w:type="dxa" w:w="8426"/>
+            <w:tcBorders>
+              <w:top w:val="single" w:color="BFBFBF" w:sz="4"/>
+              <w:left w:val="single" w:color="BFBFBF" w:sz="4"/>
+              <w:bottom w:val="single" w:color="BFBFBF" w:sz="4"/>
+              <w:right w:val="single" w:color="BFBFBF" w:sz="4"/>
+            </w:tcBorders>
+            <w:tcMar>
+              <w:top w:type="dxa" w:w="60"/>
+              <w:left w:type="dxa" w:w="160"/>
+              <w:bottom w:type="dxa" w:w="60"/>
+              <w:right w:type="dxa" w:w="120"/>
+            </w:tcMar>
+          </w:tcPr>
+          <w:p>
+            <w:r>
+              <w:rPr>
+                <w:rFonts w:ascii="Arial" w:cs="Arial" w:eastAsia="Arial" w:hAnsi="Arial"/>
+                <w:color w:val="404040"/>
+                <w:sz w:val="18"/>
+                <w:szCs w:val="18"/>
+              </w:rPr>
+              <w:t xml:space="preserve">Low — general/internal data, no PII</w:t>
+            </w:r>
+          </w:p>
+        </w:tc>
+      </w:tr>
+      <w:tr>
+        <w:tc>
+          <w:tcPr>
+            <w:tcW w:type="dxa" w:w="600"/>
+            <w:tcBorders>
+              <w:top w:val="single" w:color="BFBFBF" w:sz="4"/>
+              <w:left w:val="single" w:color="BFBFBF" w:sz="4"/>
+              <w:bottom w:val="single" w:color="BFBFBF" w:sz="4"/>
+              <w:right w:val="single" w:color="BFBFBF" w:sz="4"/>
+            </w:tcBorders>
             <w:tcMar>
               <w:top w:type="dxa" w:w="60"/>
               <w:left w:type="dxa" w:w="120"/>
@@ -2228,46 +2267,107 @@
             <w:vAlign w:val="center"/>
           </w:tcPr>
           <w:p>
-            <w:r>
-              <w:rPr>
-                <w:rFonts w:ascii="Arial" w:cs="Arial" w:eastAsia="Arial" w:hAnsi="Arial"/>
-                <w:b/>
-                <w:bCs/>
+            <w:pPr>
+              <w:jc w:val="center"/>
+            </w:pPr>
+            <w:r>
+              <w:rPr>
+                <w:rFonts w:ascii="Arial" w:cs="Arial" w:eastAsia="Arial" w:hAnsi="Arial"/>
                 <w:color w:val="404040"/>
-                <w:sz w:val="18"/>
-                <w:szCs w:val="18"/>
-              </w:rPr>
-              <w:t xml:space="preserve">Followed By</w:t>
-            </w:r>
-          </w:p>
-        </w:tc>
-        <w:tc>
-          <w:tcPr>
-            <w:tcW w:type="dxa" w:w="6226"/>
-            <w:tcBorders>
-              <w:top w:val="single" w:color="BFBFBF" w:sz="4"/>
-              <w:left w:val="single" w:color="BFBFBF" w:sz="4"/>
-              <w:bottom w:val="single" w:color="BFBFBF" w:sz="4"/>
-              <w:right w:val="single" w:color="BFBFBF" w:sz="4"/>
-            </w:tcBorders>
-            <w:tcMar>
-              <w:top w:type="dxa" w:w="60"/>
-              <w:left w:type="dxa" w:w="120"/>
-              <w:bottom w:type="dxa" w:w="60"/>
-              <w:right w:type="dxa" w:w="120"/>
-            </w:tcMar>
-          </w:tcPr>
-          <w:p>
-            <w:r>
-              <w:rPr>
-                <w:rFonts w:ascii="Arial" w:cs="Arial" w:eastAsia="Arial" w:hAnsi="Arial"/>
-                <w:i/>
-                <w:iCs/>
-                <w:color w:val="808080"/>
-                <w:sz w:val="18"/>
-                <w:szCs w:val="18"/>
-              </w:rPr>
-              <w:t xml:space="preserve">[List subsequent recon API calls and their timestamps]</w:t>
+                <w:sz w:val="28"/>
+                <w:szCs w:val="28"/>
+              </w:rPr>
+              <w:t xml:space="preserve">☐</w:t>
+            </w:r>
+          </w:p>
+        </w:tc>
+        <w:tc>
+          <w:tcPr>
+            <w:tcW w:type="dxa" w:w="8426"/>
+            <w:tcBorders>
+              <w:top w:val="single" w:color="BFBFBF" w:sz="4"/>
+              <w:left w:val="single" w:color="BFBFBF" w:sz="4"/>
+              <w:bottom w:val="single" w:color="BFBFBF" w:sz="4"/>
+              <w:right w:val="single" w:color="BFBFBF" w:sz="4"/>
+            </w:tcBorders>
+            <w:tcMar>
+              <w:top w:type="dxa" w:w="60"/>
+              <w:left w:type="dxa" w:w="160"/>
+              <w:bottom w:type="dxa" w:w="60"/>
+              <w:right w:type="dxa" w:w="120"/>
+            </w:tcMar>
+          </w:tcPr>
+          <w:p>
+            <w:r>
+              <w:rPr>
+                <w:rFonts w:ascii="Arial" w:cs="Arial" w:eastAsia="Arial" w:hAnsi="Arial"/>
+                <w:color w:val="404040"/>
+                <w:sz w:val="18"/>
+                <w:szCs w:val="18"/>
+              </w:rPr>
+              <w:t xml:space="preserve">Medium — internal business data, limited PII</w:t>
+            </w:r>
+          </w:p>
+        </w:tc>
+      </w:tr>
+      <w:tr>
+        <w:tc>
+          <w:tcPr>
+            <w:tcW w:type="dxa" w:w="600"/>
+            <w:tcBorders>
+              <w:top w:val="single" w:color="BFBFBF" w:sz="4"/>
+              <w:left w:val="single" w:color="BFBFBF" w:sz="4"/>
+              <w:bottom w:val="single" w:color="BFBFBF" w:sz="4"/>
+              <w:right w:val="single" w:color="BFBFBF" w:sz="4"/>
+            </w:tcBorders>
+            <w:tcMar>
+              <w:top w:type="dxa" w:w="60"/>
+              <w:left w:type="dxa" w:w="120"/>
+              <w:bottom w:type="dxa" w:w="60"/>
+              <w:right w:type="dxa" w:w="120"/>
+            </w:tcMar>
+            <w:vAlign w:val="center"/>
+          </w:tcPr>
+          <w:p>
+            <w:pPr>
+              <w:jc w:val="center"/>
+            </w:pPr>
+            <w:r>
+              <w:rPr>
+                <w:rFonts w:ascii="Arial" w:cs="Arial" w:eastAsia="Arial" w:hAnsi="Arial"/>
+                <w:color w:val="404040"/>
+                <w:sz w:val="28"/>
+                <w:szCs w:val="28"/>
+              </w:rPr>
+              <w:t xml:space="preserve">☐</w:t>
+            </w:r>
+          </w:p>
+        </w:tc>
+        <w:tc>
+          <w:tcPr>
+            <w:tcW w:type="dxa" w:w="8426"/>
+            <w:tcBorders>
+              <w:top w:val="single" w:color="BFBFBF" w:sz="4"/>
+              <w:left w:val="single" w:color="BFBFBF" w:sz="4"/>
+              <w:bottom w:val="single" w:color="BFBFBF" w:sz="4"/>
+              <w:right w:val="single" w:color="BFBFBF" w:sz="4"/>
+            </w:tcBorders>
+            <w:tcMar>
+              <w:top w:type="dxa" w:w="60"/>
+              <w:left w:type="dxa" w:w="160"/>
+              <w:bottom w:type="dxa" w:w="60"/>
+              <w:right w:type="dxa" w:w="120"/>
+            </w:tcMar>
+          </w:tcPr>
+          <w:p>
+            <w:r>
+              <w:rPr>
+                <w:rFonts w:ascii="Arial" w:cs="Arial" w:eastAsia="Arial" w:hAnsi="Arial"/>
+                <w:color w:val="404040"/>
+                <w:sz w:val="18"/>
+                <w:szCs w:val="18"/>
+              </w:rPr>
+              <w:t xml:space="preserve">High — sensitive PII / HR / financial / payroll records</w:t>
             </w:r>
           </w:p>
         </w:tc>
@@ -2286,6 +2386,9 @@
       </w:r>
     </w:p>
     <w:p>
+      <w:pPr>
+        <w:spacing w:after="40" w:before="120"/>
+      </w:pPr>
       <w:r>
         <w:rPr>
           <w:rFonts w:ascii="Arial" w:cs="Arial" w:eastAsia="Arial" w:hAnsi="Arial"/>
@@ -2295,7 +2398,7 @@
           <w:sz w:val="20"/>
           <w:szCs w:val="20"/>
         </w:rPr>
-        <w:t xml:space="preserve">3.4  Targeted Resource (Flag 4)</w:t>
+        <w:t xml:space="preserve">3.4  Persistence Mechanism</w:t>
       </w:r>
     </w:p>
     <w:p>
@@ -2355,7 +2458,7 @@
                 <w:sz w:val="18"/>
                 <w:szCs w:val="18"/>
               </w:rPr>
-              <w:t xml:space="preserve">S3 Bucket Name</w:t>
+              <w:t xml:space="preserve">Event</w:t>
             </w:r>
           </w:p>
         </w:tc>
@@ -2379,13 +2482,81 @@
             <w:r>
               <w:rPr>
                 <w:rFonts w:ascii="Arial" w:cs="Arial" w:eastAsia="Arial" w:hAnsi="Arial"/>
+                <w:b/>
+                <w:bCs/>
+                <w:i w:val="false"/>
+                <w:iCs w:val="false"/>
+                <w:color w:val="1F5C99"/>
+                <w:sz w:val="18"/>
+                <w:szCs w:val="18"/>
+              </w:rPr>
+              <w:t xml:space="preserve">CreateAccessKey</w:t>
+            </w:r>
+          </w:p>
+        </w:tc>
+      </w:tr>
+      <w:tr>
+        <w:tc>
+          <w:tcPr>
+            <w:tcW w:type="dxa" w:w="2800"/>
+            <w:tcBorders>
+              <w:top w:val="single" w:color="BFBFBF" w:sz="4"/>
+              <w:left w:val="single" w:color="BFBFBF" w:sz="4"/>
+              <w:bottom w:val="single" w:color="BFBFBF" w:sz="4"/>
+              <w:right w:val="single" w:color="BFBFBF" w:sz="4"/>
+            </w:tcBorders>
+            <w:shd w:fill="F2F2F2" w:val="clear"/>
+            <w:tcMar>
+              <w:top w:type="dxa" w:w="60"/>
+              <w:left w:type="dxa" w:w="120"/>
+              <w:bottom w:type="dxa" w:w="60"/>
+              <w:right w:type="dxa" w:w="120"/>
+            </w:tcMar>
+            <w:vAlign w:val="center"/>
+          </w:tcPr>
+          <w:p>
+            <w:r>
+              <w:rPr>
+                <w:rFonts w:ascii="Arial" w:cs="Arial" w:eastAsia="Arial" w:hAnsi="Arial"/>
+                <w:b/>
+                <w:bCs/>
+                <w:color w:val="404040"/>
+                <w:sz w:val="18"/>
+                <w:szCs w:val="18"/>
+              </w:rPr>
+              <w:t xml:space="preserve">New Access Key ID</w:t>
+            </w:r>
+          </w:p>
+        </w:tc>
+        <w:tc>
+          <w:tcPr>
+            <w:tcW w:type="dxa" w:w="6226"/>
+            <w:tcBorders>
+              <w:top w:val="single" w:color="BFBFBF" w:sz="4"/>
+              <w:left w:val="single" w:color="BFBFBF" w:sz="4"/>
+              <w:bottom w:val="single" w:color="BFBFBF" w:sz="4"/>
+              <w:right w:val="single" w:color="BFBFBF" w:sz="4"/>
+            </w:tcBorders>
+            <w:tcMar>
+              <w:top w:type="dxa" w:w="60"/>
+              <w:left w:type="dxa" w:w="120"/>
+              <w:bottom w:type="dxa" w:w="60"/>
+              <w:right w:type="dxa" w:w="120"/>
+            </w:tcMar>
+          </w:tcPr>
+          <w:p>
+            <w:r>
+              <w:rPr>
+                <w:rFonts w:ascii="Arial" w:cs="Arial" w:eastAsia="Arial" w:hAnsi="Arial"/>
+                <w:b w:val="false"/>
+                <w:bCs w:val="false"/>
                 <w:i/>
                 <w:iCs/>
                 <w:color w:val="808080"/>
                 <w:sz w:val="18"/>
                 <w:szCs w:val="18"/>
               </w:rPr>
-              <w:t xml:space="preserve">[Enter bucket name]</w:t>
+              <w:t xml:space="preserve">[Enter key ID]</w:t>
             </w:r>
           </w:p>
         </w:tc>
@@ -2419,7 +2590,7 @@
                 <w:sz w:val="18"/>
                 <w:szCs w:val="18"/>
               </w:rPr>
-              <w:t xml:space="preserve">Data Sensitivity</w:t>
+              <w:t xml:space="preserve">Timestamp (UTC)</w:t>
             </w:r>
           </w:p>
         </w:tc>
@@ -2443,569 +2614,15 @@
             <w:r>
               <w:rPr>
                 <w:rFonts w:ascii="Arial" w:cs="Arial" w:eastAsia="Arial" w:hAnsi="Arial"/>
+                <w:b w:val="false"/>
+                <w:bCs w:val="false"/>
                 <w:i/>
                 <w:iCs/>
                 <w:color w:val="808080"/>
                 <w:sz w:val="18"/>
                 <w:szCs w:val="18"/>
               </w:rPr>
-              <w:t xml:space="preserve">[Describe the apparent sensitivity based on object key names]</w:t>
-            </w:r>
-          </w:p>
-        </w:tc>
-      </w:tr>
-    </w:tbl>
-    <w:p>
-      <w:pPr>
-        <w:spacing w:after="0" w:before="0"/>
-      </w:pPr>
-      <w:r>
-        <w:rPr>
-          <w:sz w:val="12"/>
-          <w:szCs w:val="12"/>
-        </w:rPr>
-        <w:t xml:space="preserve"/>
-      </w:r>
-    </w:p>
-    <w:p>
-      <w:r>
-        <w:rPr>
-          <w:rFonts w:ascii="Arial" w:cs="Arial" w:eastAsia="Arial" w:hAnsi="Arial"/>
-          <w:b/>
-          <w:bCs/>
-          <w:color w:val="1F5C99"/>
-          <w:sz w:val="20"/>
-          <w:szCs w:val="20"/>
-        </w:rPr>
-        <w:t xml:space="preserve">3.5  Exfiltration Volume (Flag 5)</w:t>
-      </w:r>
-    </w:p>
-    <w:p>
-      <w:pPr>
-        <w:spacing w:after="0" w:before="0"/>
-      </w:pPr>
-      <w:r>
-        <w:rPr>
-          <w:sz w:val="4"/>
-          <w:szCs w:val="4"/>
-        </w:rPr>
-        <w:t xml:space="preserve"/>
-      </w:r>
-    </w:p>
-    <w:tbl>
-      <w:tblPr>
-        <w:tblW w:type="dxa" w:w="9026"/>
-        <w:tblBorders>
-          <w:top w:val="single" w:color="auto" w:sz="4"/>
-          <w:left w:val="single" w:color="auto" w:sz="4"/>
-          <w:bottom w:val="single" w:color="auto" w:sz="4"/>
-          <w:right w:val="single" w:color="auto" w:sz="4"/>
-          <w:insideH w:val="single" w:color="auto" w:sz="4"/>
-          <w:insideV w:val="single" w:color="auto" w:sz="4"/>
-        </w:tblBorders>
-      </w:tblPr>
-      <w:tblGrid>
-        <w:gridCol w:w="2800"/>
-        <w:gridCol w:w="6226"/>
-      </w:tblGrid>
-      <w:tr>
-        <w:tc>
-          <w:tcPr>
-            <w:tcW w:type="dxa" w:w="2800"/>
-            <w:tcBorders>
-              <w:top w:val="single" w:color="BFBFBF" w:sz="4"/>
-              <w:left w:val="single" w:color="BFBFBF" w:sz="4"/>
-              <w:bottom w:val="single" w:color="BFBFBF" w:sz="4"/>
-              <w:right w:val="single" w:color="BFBFBF" w:sz="4"/>
-            </w:tcBorders>
-            <w:shd w:fill="F2F2F2" w:val="clear"/>
-            <w:tcMar>
-              <w:top w:type="dxa" w:w="60"/>
-              <w:left w:type="dxa" w:w="120"/>
-              <w:bottom w:type="dxa" w:w="60"/>
-              <w:right w:type="dxa" w:w="120"/>
-            </w:tcMar>
-            <w:vAlign w:val="center"/>
-          </w:tcPr>
-          <w:p>
-            <w:r>
-              <w:rPr>
-                <w:rFonts w:ascii="Arial" w:cs="Arial" w:eastAsia="Arial" w:hAnsi="Arial"/>
-                <w:b/>
-                <w:bCs/>
-                <w:color w:val="404040"/>
-                <w:sz w:val="18"/>
-                <w:szCs w:val="18"/>
-              </w:rPr>
-              <w:t xml:space="preserve">Objects Downloaded</w:t>
-            </w:r>
-          </w:p>
-        </w:tc>
-        <w:tc>
-          <w:tcPr>
-            <w:tcW w:type="dxa" w:w="6226"/>
-            <w:tcBorders>
-              <w:top w:val="single" w:color="BFBFBF" w:sz="4"/>
-              <w:left w:val="single" w:color="BFBFBF" w:sz="4"/>
-              <w:bottom w:val="single" w:color="BFBFBF" w:sz="4"/>
-              <w:right w:val="single" w:color="BFBFBF" w:sz="4"/>
-            </w:tcBorders>
-            <w:tcMar>
-              <w:top w:type="dxa" w:w="60"/>
-              <w:left w:type="dxa" w:w="120"/>
-              <w:bottom w:type="dxa" w:w="60"/>
-              <w:right w:type="dxa" w:w="120"/>
-            </w:tcMar>
-          </w:tcPr>
-          <w:p>
-            <w:r>
-              <w:rPr>
-                <w:rFonts w:ascii="Arial" w:cs="Arial" w:eastAsia="Arial" w:hAnsi="Arial"/>
-                <w:i/>
-                <w:iCs/>
-                <w:color w:val="808080"/>
-                <w:sz w:val="18"/>
-                <w:szCs w:val="18"/>
-              </w:rPr>
-              <w:t xml:space="preserve">[Enter count]</w:t>
-            </w:r>
-          </w:p>
-        </w:tc>
-      </w:tr>
-      <w:tr>
-        <w:tc>
-          <w:tcPr>
-            <w:tcW w:type="dxa" w:w="2800"/>
-            <w:tcBorders>
-              <w:top w:val="single" w:color="BFBFBF" w:sz="4"/>
-              <w:left w:val="single" w:color="BFBFBF" w:sz="4"/>
-              <w:bottom w:val="single" w:color="BFBFBF" w:sz="4"/>
-              <w:right w:val="single" w:color="BFBFBF" w:sz="4"/>
-            </w:tcBorders>
-            <w:shd w:fill="F2F2F2" w:val="clear"/>
-            <w:tcMar>
-              <w:top w:type="dxa" w:w="60"/>
-              <w:left w:type="dxa" w:w="120"/>
-              <w:bottom w:type="dxa" w:w="60"/>
-              <w:right w:type="dxa" w:w="120"/>
-            </w:tcMar>
-            <w:vAlign w:val="center"/>
-          </w:tcPr>
-          <w:p>
-            <w:r>
-              <w:rPr>
-                <w:rFonts w:ascii="Arial" w:cs="Arial" w:eastAsia="Arial" w:hAnsi="Arial"/>
-                <w:b/>
-                <w:bCs/>
-                <w:color w:val="404040"/>
-                <w:sz w:val="18"/>
-                <w:szCs w:val="18"/>
-              </w:rPr>
-              <w:t xml:space="preserve">Operation</w:t>
-            </w:r>
-          </w:p>
-        </w:tc>
-        <w:tc>
-          <w:tcPr>
-            <w:tcW w:type="dxa" w:w="6226"/>
-            <w:tcBorders>
-              <w:top w:val="single" w:color="BFBFBF" w:sz="4"/>
-              <w:left w:val="single" w:color="BFBFBF" w:sz="4"/>
-              <w:bottom w:val="single" w:color="BFBFBF" w:sz="4"/>
-              <w:right w:val="single" w:color="BFBFBF" w:sz="4"/>
-            </w:tcBorders>
-            <w:tcMar>
-              <w:top w:type="dxa" w:w="60"/>
-              <w:left w:type="dxa" w:w="120"/>
-              <w:bottom w:type="dxa" w:w="60"/>
-              <w:right w:type="dxa" w:w="120"/>
-            </w:tcMar>
-          </w:tcPr>
-          <w:p>
-            <w:r>
-              <w:rPr>
-                <w:rFonts w:ascii="Arial" w:cs="Arial" w:eastAsia="Arial" w:hAnsi="Arial"/>
-                <w:i/>
-                <w:iCs/>
-                <w:color w:val="808080"/>
-                <w:sz w:val="18"/>
-                <w:szCs w:val="18"/>
-              </w:rPr>
-              <w:t xml:space="preserve">REST.GET.OBJECT</w:t>
-            </w:r>
-          </w:p>
-        </w:tc>
-      </w:tr>
-      <w:tr>
-        <w:tc>
-          <w:tcPr>
-            <w:tcW w:type="dxa" w:w="2800"/>
-            <w:tcBorders>
-              <w:top w:val="single" w:color="BFBFBF" w:sz="4"/>
-              <w:left w:val="single" w:color="BFBFBF" w:sz="4"/>
-              <w:bottom w:val="single" w:color="BFBFBF" w:sz="4"/>
-              <w:right w:val="single" w:color="BFBFBF" w:sz="4"/>
-            </w:tcBorders>
-            <w:shd w:fill="F2F2F2" w:val="clear"/>
-            <w:tcMar>
-              <w:top w:type="dxa" w:w="60"/>
-              <w:left w:type="dxa" w:w="120"/>
-              <w:bottom w:type="dxa" w:w="60"/>
-              <w:right w:type="dxa" w:w="120"/>
-            </w:tcMar>
-            <w:vAlign w:val="center"/>
-          </w:tcPr>
-          <w:p>
-            <w:r>
-              <w:rPr>
-                <w:rFonts w:ascii="Arial" w:cs="Arial" w:eastAsia="Arial" w:hAnsi="Arial"/>
-                <w:b/>
-                <w:bCs/>
-                <w:color w:val="404040"/>
-                <w:sz w:val="18"/>
-                <w:szCs w:val="18"/>
-              </w:rPr>
-              <w:t xml:space="preserve">Time Window</w:t>
-            </w:r>
-          </w:p>
-        </w:tc>
-        <w:tc>
-          <w:tcPr>
-            <w:tcW w:type="dxa" w:w="6226"/>
-            <w:tcBorders>
-              <w:top w:val="single" w:color="BFBFBF" w:sz="4"/>
-              <w:left w:val="single" w:color="BFBFBF" w:sz="4"/>
-              <w:bottom w:val="single" w:color="BFBFBF" w:sz="4"/>
-              <w:right w:val="single" w:color="BFBFBF" w:sz="4"/>
-            </w:tcBorders>
-            <w:tcMar>
-              <w:top w:type="dxa" w:w="60"/>
-              <w:left w:type="dxa" w:w="120"/>
-              <w:bottom w:type="dxa" w:w="60"/>
-              <w:right w:type="dxa" w:w="120"/>
-            </w:tcMar>
-          </w:tcPr>
-          <w:p>
-            <w:r>
-              <w:rPr>
-                <w:rFonts w:ascii="Arial" w:cs="Arial" w:eastAsia="Arial" w:hAnsi="Arial"/>
-                <w:i/>
-                <w:iCs/>
-                <w:color w:val="808080"/>
-                <w:sz w:val="18"/>
-                <w:szCs w:val="18"/>
-              </w:rPr>
-              <w:t xml:space="preserve">[Start] — [End] UTC</w:t>
-            </w:r>
-          </w:p>
-        </w:tc>
-      </w:tr>
-    </w:tbl>
-    <w:p>
-      <w:pPr>
-        <w:spacing w:after="0" w:before="0"/>
-      </w:pPr>
-      <w:r>
-        <w:rPr>
-          <w:sz w:val="12"/>
-          <w:szCs w:val="12"/>
-        </w:rPr>
-        <w:t xml:space="preserve"/>
-      </w:r>
-    </w:p>
-    <w:p>
-      <w:r>
-        <w:rPr>
-          <w:rFonts w:ascii="Arial" w:cs="Arial" w:eastAsia="Arial" w:hAnsi="Arial"/>
-          <w:b/>
-          <w:bCs/>
-          <w:color w:val="1F5C99"/>
-          <w:sz w:val="20"/>
-          <w:szCs w:val="20"/>
-        </w:rPr>
-        <w:t xml:space="preserve">3.6  Persistence Mechanism (Flag 6)</w:t>
-      </w:r>
-    </w:p>
-    <w:p>
-      <w:pPr>
-        <w:spacing w:after="0" w:before="0"/>
-      </w:pPr>
-      <w:r>
-        <w:rPr>
-          <w:sz w:val="4"/>
-          <w:szCs w:val="4"/>
-        </w:rPr>
-        <w:t xml:space="preserve"/>
-      </w:r>
-    </w:p>
-    <w:tbl>
-      <w:tblPr>
-        <w:tblW w:type="dxa" w:w="9026"/>
-        <w:tblBorders>
-          <w:top w:val="single" w:color="auto" w:sz="4"/>
-          <w:left w:val="single" w:color="auto" w:sz="4"/>
-          <w:bottom w:val="single" w:color="auto" w:sz="4"/>
-          <w:right w:val="single" w:color="auto" w:sz="4"/>
-          <w:insideH w:val="single" w:color="auto" w:sz="4"/>
-          <w:insideV w:val="single" w:color="auto" w:sz="4"/>
-        </w:tblBorders>
-      </w:tblPr>
-      <w:tblGrid>
-        <w:gridCol w:w="2800"/>
-        <w:gridCol w:w="6226"/>
-      </w:tblGrid>
-      <w:tr>
-        <w:tc>
-          <w:tcPr>
-            <w:tcW w:type="dxa" w:w="2800"/>
-            <w:tcBorders>
-              <w:top w:val="single" w:color="BFBFBF" w:sz="4"/>
-              <w:left w:val="single" w:color="BFBFBF" w:sz="4"/>
-              <w:bottom w:val="single" w:color="BFBFBF" w:sz="4"/>
-              <w:right w:val="single" w:color="BFBFBF" w:sz="4"/>
-            </w:tcBorders>
-            <w:shd w:fill="F2F2F2" w:val="clear"/>
-            <w:tcMar>
-              <w:top w:type="dxa" w:w="60"/>
-              <w:left w:type="dxa" w:w="120"/>
-              <w:bottom w:type="dxa" w:w="60"/>
-              <w:right w:type="dxa" w:w="120"/>
-            </w:tcMar>
-            <w:vAlign w:val="center"/>
-          </w:tcPr>
-          <w:p>
-            <w:r>
-              <w:rPr>
-                <w:rFonts w:ascii="Arial" w:cs="Arial" w:eastAsia="Arial" w:hAnsi="Arial"/>
-                <w:b/>
-                <w:bCs/>
-                <w:color w:val="404040"/>
-                <w:sz w:val="18"/>
-                <w:szCs w:val="18"/>
-              </w:rPr>
-              <w:t xml:space="preserve">Event</w:t>
-            </w:r>
-          </w:p>
-        </w:tc>
-        <w:tc>
-          <w:tcPr>
-            <w:tcW w:type="dxa" w:w="6226"/>
-            <w:tcBorders>
-              <w:top w:val="single" w:color="BFBFBF" w:sz="4"/>
-              <w:left w:val="single" w:color="BFBFBF" w:sz="4"/>
-              <w:bottom w:val="single" w:color="BFBFBF" w:sz="4"/>
-              <w:right w:val="single" w:color="BFBFBF" w:sz="4"/>
-            </w:tcBorders>
-            <w:tcMar>
-              <w:top w:type="dxa" w:w="60"/>
-              <w:left w:type="dxa" w:w="120"/>
-              <w:bottom w:type="dxa" w:w="60"/>
-              <w:right w:type="dxa" w:w="120"/>
-            </w:tcMar>
-          </w:tcPr>
-          <w:p>
-            <w:r>
-              <w:rPr>
-                <w:rFonts w:ascii="Arial" w:cs="Arial" w:eastAsia="Arial" w:hAnsi="Arial"/>
-                <w:i/>
-                <w:iCs/>
-                <w:color w:val="808080"/>
-                <w:sz w:val="18"/>
-                <w:szCs w:val="18"/>
-              </w:rPr>
-              <w:t xml:space="preserve">CreateAccessKey</w:t>
-            </w:r>
-          </w:p>
-        </w:tc>
-      </w:tr>
-      <w:tr>
-        <w:tc>
-          <w:tcPr>
-            <w:tcW w:type="dxa" w:w="2800"/>
-            <w:tcBorders>
-              <w:top w:val="single" w:color="BFBFBF" w:sz="4"/>
-              <w:left w:val="single" w:color="BFBFBF" w:sz="4"/>
-              <w:bottom w:val="single" w:color="BFBFBF" w:sz="4"/>
-              <w:right w:val="single" w:color="BFBFBF" w:sz="4"/>
-            </w:tcBorders>
-            <w:shd w:fill="F2F2F2" w:val="clear"/>
-            <w:tcMar>
-              <w:top w:type="dxa" w:w="60"/>
-              <w:left w:type="dxa" w:w="120"/>
-              <w:bottom w:type="dxa" w:w="60"/>
-              <w:right w:type="dxa" w:w="120"/>
-            </w:tcMar>
-            <w:vAlign w:val="center"/>
-          </w:tcPr>
-          <w:p>
-            <w:r>
-              <w:rPr>
-                <w:rFonts w:ascii="Arial" w:cs="Arial" w:eastAsia="Arial" w:hAnsi="Arial"/>
-                <w:b/>
-                <w:bCs/>
-                <w:color w:val="404040"/>
-                <w:sz w:val="18"/>
-                <w:szCs w:val="18"/>
-              </w:rPr>
-              <w:t xml:space="preserve">New Access Key ID</w:t>
-            </w:r>
-          </w:p>
-        </w:tc>
-        <w:tc>
-          <w:tcPr>
-            <w:tcW w:type="dxa" w:w="6226"/>
-            <w:tcBorders>
-              <w:top w:val="single" w:color="BFBFBF" w:sz="4"/>
-              <w:left w:val="single" w:color="BFBFBF" w:sz="4"/>
-              <w:bottom w:val="single" w:color="BFBFBF" w:sz="4"/>
-              <w:right w:val="single" w:color="BFBFBF" w:sz="4"/>
-            </w:tcBorders>
-            <w:tcMar>
-              <w:top w:type="dxa" w:w="60"/>
-              <w:left w:type="dxa" w:w="120"/>
-              <w:bottom w:type="dxa" w:w="60"/>
-              <w:right w:type="dxa" w:w="120"/>
-            </w:tcMar>
-          </w:tcPr>
-          <w:p>
-            <w:r>
-              <w:rPr>
-                <w:rFonts w:ascii="Arial" w:cs="Arial" w:eastAsia="Arial" w:hAnsi="Arial"/>
-                <w:i/>
-                <w:iCs/>
-                <w:color w:val="808080"/>
-                <w:sz w:val="18"/>
-                <w:szCs w:val="18"/>
-              </w:rPr>
-              <w:t xml:space="preserve">[Enter key ID]</w:t>
-            </w:r>
-          </w:p>
-        </w:tc>
-      </w:tr>
-      <w:tr>
-        <w:tc>
-          <w:tcPr>
-            <w:tcW w:type="dxa" w:w="2800"/>
-            <w:tcBorders>
-              <w:top w:val="single" w:color="BFBFBF" w:sz="4"/>
-              <w:left w:val="single" w:color="BFBFBF" w:sz="4"/>
-              <w:bottom w:val="single" w:color="BFBFBF" w:sz="4"/>
-              <w:right w:val="single" w:color="BFBFBF" w:sz="4"/>
-            </w:tcBorders>
-            <w:shd w:fill="F2F2F2" w:val="clear"/>
-            <w:tcMar>
-              <w:top w:type="dxa" w:w="60"/>
-              <w:left w:type="dxa" w:w="120"/>
-              <w:bottom w:type="dxa" w:w="60"/>
-              <w:right w:type="dxa" w:w="120"/>
-            </w:tcMar>
-            <w:vAlign w:val="center"/>
-          </w:tcPr>
-          <w:p>
-            <w:r>
-              <w:rPr>
-                <w:rFonts w:ascii="Arial" w:cs="Arial" w:eastAsia="Arial" w:hAnsi="Arial"/>
-                <w:b/>
-                <w:bCs/>
-                <w:color w:val="404040"/>
-                <w:sz w:val="18"/>
-                <w:szCs w:val="18"/>
-              </w:rPr>
-              <w:t xml:space="preserve">Timestamp</w:t>
-            </w:r>
-          </w:p>
-        </w:tc>
-        <w:tc>
-          <w:tcPr>
-            <w:tcW w:type="dxa" w:w="6226"/>
-            <w:tcBorders>
-              <w:top w:val="single" w:color="BFBFBF" w:sz="4"/>
-              <w:left w:val="single" w:color="BFBFBF" w:sz="4"/>
-              <w:bottom w:val="single" w:color="BFBFBF" w:sz="4"/>
-              <w:right w:val="single" w:color="BFBFBF" w:sz="4"/>
-            </w:tcBorders>
-            <w:tcMar>
-              <w:top w:type="dxa" w:w="60"/>
-              <w:left w:type="dxa" w:w="120"/>
-              <w:bottom w:type="dxa" w:w="60"/>
-              <w:right w:type="dxa" w:w="120"/>
-            </w:tcMar>
-          </w:tcPr>
-          <w:p>
-            <w:r>
-              <w:rPr>
-                <w:rFonts w:ascii="Arial" w:cs="Arial" w:eastAsia="Arial" w:hAnsi="Arial"/>
-                <w:i/>
-                <w:iCs/>
-                <w:color w:val="808080"/>
-                <w:sz w:val="18"/>
-                <w:szCs w:val="18"/>
-              </w:rPr>
-              <w:t xml:space="preserve">[Enter UTC timestamp]</w:t>
-            </w:r>
-          </w:p>
-        </w:tc>
-      </w:tr>
-      <w:tr>
-        <w:tc>
-          <w:tcPr>
-            <w:tcW w:type="dxa" w:w="2800"/>
-            <w:tcBorders>
-              <w:top w:val="single" w:color="BFBFBF" w:sz="4"/>
-              <w:left w:val="single" w:color="BFBFBF" w:sz="4"/>
-              <w:bottom w:val="single" w:color="BFBFBF" w:sz="4"/>
-              <w:right w:val="single" w:color="BFBFBF" w:sz="4"/>
-            </w:tcBorders>
-            <w:shd w:fill="F2F2F2" w:val="clear"/>
-            <w:tcMar>
-              <w:top w:type="dxa" w:w="60"/>
-              <w:left w:type="dxa" w:w="120"/>
-              <w:bottom w:type="dxa" w:w="60"/>
-              <w:right w:type="dxa" w:w="120"/>
-            </w:tcMar>
-            <w:vAlign w:val="center"/>
-          </w:tcPr>
-          <w:p>
-            <w:r>
-              <w:rPr>
-                <w:rFonts w:ascii="Arial" w:cs="Arial" w:eastAsia="Arial" w:hAnsi="Arial"/>
-                <w:b/>
-                <w:bCs/>
-                <w:color w:val="404040"/>
-                <w:sz w:val="18"/>
-                <w:szCs w:val="18"/>
-              </w:rPr>
-              <w:t xml:space="preserve">Risk</w:t>
-            </w:r>
-          </w:p>
-        </w:tc>
-        <w:tc>
-          <w:tcPr>
-            <w:tcW w:type="dxa" w:w="6226"/>
-            <w:tcBorders>
-              <w:top w:val="single" w:color="BFBFBF" w:sz="4"/>
-              <w:left w:val="single" w:color="BFBFBF" w:sz="4"/>
-              <w:bottom w:val="single" w:color="BFBFBF" w:sz="4"/>
-              <w:right w:val="single" w:color="BFBFBF" w:sz="4"/>
-            </w:tcBorders>
-            <w:tcMar>
-              <w:top w:type="dxa" w:w="60"/>
-              <w:left w:type="dxa" w:w="120"/>
-              <w:bottom w:type="dxa" w:w="60"/>
-              <w:right w:type="dxa" w:w="120"/>
-            </w:tcMar>
-          </w:tcPr>
-          <w:p>
-            <w:r>
-              <w:rPr>
-                <w:rFonts w:ascii="Arial" w:cs="Arial" w:eastAsia="Arial" w:hAnsi="Arial"/>
-                <w:i/>
-                <w:iCs/>
-                <w:color w:val="808080"/>
-                <w:sz w:val="18"/>
-                <w:szCs w:val="18"/>
-              </w:rPr>
-              <w:t xml:space="preserve">Attacker retains access even if original key is rotated</w:t>
+              <w:t xml:space="preserve">[Enter timestamp]</w:t>
             </w:r>
           </w:p>
         </w:tc>
@@ -3084,843 +2701,18 @@
         <w:t xml:space="preserve"/>
       </w:r>
     </w:p>
-    <w:tbl>
-      <w:tblPr>
-        <w:tblW w:type="dxa" w:w="9026"/>
-        <w:tblBorders>
-          <w:top w:val="single" w:color="auto" w:sz="4"/>
-          <w:left w:val="single" w:color="auto" w:sz="4"/>
-          <w:bottom w:val="single" w:color="auto" w:sz="4"/>
-          <w:right w:val="single" w:color="auto" w:sz="4"/>
-          <w:insideH w:val="single" w:color="auto" w:sz="4"/>
-          <w:insideV w:val="single" w:color="auto" w:sz="4"/>
-        </w:tblBorders>
-      </w:tblPr>
-      <w:tblGrid>
-        <w:gridCol w:w="2400"/>
-        <w:gridCol w:w="2200"/>
-        <w:gridCol w:w="2000"/>
-        <w:gridCol w:w="2426"/>
-      </w:tblGrid>
-      <w:tr>
-        <w:tc>
-          <w:tcPr>
-            <w:tcW w:type="dxa" w:w="2400"/>
-            <w:tcBorders>
-              <w:top w:val="single" w:color="BFBFBF" w:sz="4"/>
-              <w:left w:val="single" w:color="BFBFBF" w:sz="4"/>
-              <w:bottom w:val="single" w:color="BFBFBF" w:sz="4"/>
-              <w:right w:val="single" w:color="BFBFBF" w:sz="4"/>
-            </w:tcBorders>
-            <w:shd w:fill="D6E4F0" w:val="clear"/>
-            <w:tcMar>
-              <w:top w:type="dxa" w:w="60"/>
-              <w:left w:type="dxa" w:w="120"/>
-              <w:bottom w:type="dxa" w:w="60"/>
-              <w:right w:type="dxa" w:w="120"/>
-            </w:tcMar>
-          </w:tcPr>
-          <w:p>
-            <w:r>
-              <w:rPr>
-                <w:rFonts w:ascii="Arial" w:cs="Arial" w:eastAsia="Arial" w:hAnsi="Arial"/>
-                <w:b/>
-                <w:bCs/>
-                <w:sz w:val="18"/>
-                <w:szCs w:val="18"/>
-              </w:rPr>
-              <w:t xml:space="preserve">Timestamp (UTC)</w:t>
-            </w:r>
-          </w:p>
-        </w:tc>
-        <w:tc>
-          <w:tcPr>
-            <w:tcW w:type="dxa" w:w="2200"/>
-            <w:tcBorders>
-              <w:top w:val="single" w:color="BFBFBF" w:sz="4"/>
-              <w:left w:val="single" w:color="BFBFBF" w:sz="4"/>
-              <w:bottom w:val="single" w:color="BFBFBF" w:sz="4"/>
-              <w:right w:val="single" w:color="BFBFBF" w:sz="4"/>
-            </w:tcBorders>
-            <w:shd w:fill="D6E4F0" w:val="clear"/>
-            <w:tcMar>
-              <w:top w:type="dxa" w:w="60"/>
-              <w:left w:type="dxa" w:w="120"/>
-              <w:bottom w:type="dxa" w:w="60"/>
-              <w:right w:type="dxa" w:w="120"/>
-            </w:tcMar>
-          </w:tcPr>
-          <w:p>
-            <w:r>
-              <w:rPr>
-                <w:rFonts w:ascii="Arial" w:cs="Arial" w:eastAsia="Arial" w:hAnsi="Arial"/>
-                <w:b/>
-                <w:bCs/>
-                <w:sz w:val="18"/>
-                <w:szCs w:val="18"/>
-              </w:rPr>
-              <w:t xml:space="preserve">Event</w:t>
-            </w:r>
-          </w:p>
-        </w:tc>
-        <w:tc>
-          <w:tcPr>
-            <w:tcW w:type="dxa" w:w="2000"/>
-            <w:tcBorders>
-              <w:top w:val="single" w:color="BFBFBF" w:sz="4"/>
-              <w:left w:val="single" w:color="BFBFBF" w:sz="4"/>
-              <w:bottom w:val="single" w:color="BFBFBF" w:sz="4"/>
-              <w:right w:val="single" w:color="BFBFBF" w:sz="4"/>
-            </w:tcBorders>
-            <w:shd w:fill="D6E4F0" w:val="clear"/>
-            <w:tcMar>
-              <w:top w:type="dxa" w:w="60"/>
-              <w:left w:type="dxa" w:w="120"/>
-              <w:bottom w:type="dxa" w:w="60"/>
-              <w:right w:type="dxa" w:w="120"/>
-            </w:tcMar>
-          </w:tcPr>
-          <w:p>
-            <w:r>
-              <w:rPr>
-                <w:rFonts w:ascii="Arial" w:cs="Arial" w:eastAsia="Arial" w:hAnsi="Arial"/>
-                <w:b/>
-                <w:bCs/>
-                <w:sz w:val="18"/>
-                <w:szCs w:val="18"/>
-              </w:rPr>
-              <w:t xml:space="preserve">Source</w:t>
-            </w:r>
-          </w:p>
-        </w:tc>
-        <w:tc>
-          <w:tcPr>
-            <w:tcW w:type="dxa" w:w="2426"/>
-            <w:tcBorders>
-              <w:top w:val="single" w:color="BFBFBF" w:sz="4"/>
-              <w:left w:val="single" w:color="BFBFBF" w:sz="4"/>
-              <w:bottom w:val="single" w:color="BFBFBF" w:sz="4"/>
-              <w:right w:val="single" w:color="BFBFBF" w:sz="4"/>
-            </w:tcBorders>
-            <w:shd w:fill="D6E4F0" w:val="clear"/>
-            <w:tcMar>
-              <w:top w:type="dxa" w:w="60"/>
-              <w:left w:type="dxa" w:w="120"/>
-              <w:bottom w:type="dxa" w:w="60"/>
-              <w:right w:type="dxa" w:w="120"/>
-            </w:tcMar>
-          </w:tcPr>
-          <w:p>
-            <w:r>
-              <w:rPr>
-                <w:rFonts w:ascii="Arial" w:cs="Arial" w:eastAsia="Arial" w:hAnsi="Arial"/>
-                <w:b/>
-                <w:bCs/>
-                <w:sz w:val="18"/>
-                <w:szCs w:val="18"/>
-              </w:rPr>
-              <w:t xml:space="preserve">Notes</w:t>
-            </w:r>
-          </w:p>
-        </w:tc>
-      </w:tr>
-      <w:tr>
-        <w:tc>
-          <w:tcPr>
-            <w:tcW w:type="dxa" w:w="2400"/>
-            <w:tcBorders>
-              <w:top w:val="single" w:color="BFBFBF" w:sz="4"/>
-              <w:left w:val="single" w:color="BFBFBF" w:sz="4"/>
-              <w:bottom w:val="single" w:color="BFBFBF" w:sz="4"/>
-              <w:right w:val="single" w:color="BFBFBF" w:sz="4"/>
-            </w:tcBorders>
-            <w:tcMar>
-              <w:top w:type="dxa" w:w="60"/>
-              <w:left w:type="dxa" w:w="120"/>
-              <w:bottom w:type="dxa" w:w="60"/>
-              <w:right w:type="dxa" w:w="120"/>
-            </w:tcMar>
-          </w:tcPr>
-          <w:p>
-            <w:r>
-              <w:rPr>
-                <w:rFonts w:ascii="Courier New" w:cs="Courier New" w:eastAsia="Courier New" w:hAnsi="Courier New"/>
-                <w:i/>
-                <w:iCs/>
-                <w:color w:val="808080"/>
-                <w:sz w:val="18"/>
-                <w:szCs w:val="18"/>
-              </w:rPr>
-              <w:t xml:space="preserve">[timestamp]</w:t>
-            </w:r>
-          </w:p>
-        </w:tc>
-        <w:tc>
-          <w:tcPr>
-            <w:tcW w:type="dxa" w:w="2200"/>
-            <w:tcBorders>
-              <w:top w:val="single" w:color="BFBFBF" w:sz="4"/>
-              <w:left w:val="single" w:color="BFBFBF" w:sz="4"/>
-              <w:bottom w:val="single" w:color="BFBFBF" w:sz="4"/>
-              <w:right w:val="single" w:color="BFBFBF" w:sz="4"/>
-            </w:tcBorders>
-            <w:tcMar>
-              <w:top w:type="dxa" w:w="60"/>
-              <w:left w:type="dxa" w:w="120"/>
-              <w:bottom w:type="dxa" w:w="60"/>
-              <w:right w:type="dxa" w:w="120"/>
-            </w:tcMar>
-          </w:tcPr>
-          <w:p>
-            <w:r>
-              <w:rPr>
-                <w:rFonts w:ascii="Arial" w:cs="Arial" w:eastAsia="Arial" w:hAnsi="Arial"/>
-                <w:i/>
-                <w:iCs/>
-                <w:color w:val="808080"/>
-                <w:sz w:val="18"/>
-                <w:szCs w:val="18"/>
-              </w:rPr>
-              <w:t xml:space="preserve">[event name]</w:t>
-            </w:r>
-          </w:p>
-        </w:tc>
-        <w:tc>
-          <w:tcPr>
-            <w:tcW w:type="dxa" w:w="2000"/>
-            <w:tcBorders>
-              <w:top w:val="single" w:color="BFBFBF" w:sz="4"/>
-              <w:left w:val="single" w:color="BFBFBF" w:sz="4"/>
-              <w:bottom w:val="single" w:color="BFBFBF" w:sz="4"/>
-              <w:right w:val="single" w:color="BFBFBF" w:sz="4"/>
-            </w:tcBorders>
-            <w:tcMar>
-              <w:top w:type="dxa" w:w="60"/>
-              <w:left w:type="dxa" w:w="120"/>
-              <w:bottom w:type="dxa" w:w="60"/>
-              <w:right w:type="dxa" w:w="120"/>
-            </w:tcMar>
-          </w:tcPr>
-          <w:p>
-            <w:r>
-              <w:rPr>
-                <w:rFonts w:ascii="Arial" w:cs="Arial" w:eastAsia="Arial" w:hAnsi="Arial"/>
-                <w:i/>
-                <w:iCs/>
-                <w:color w:val="808080"/>
-                <w:sz w:val="18"/>
-                <w:szCs w:val="18"/>
-              </w:rPr>
-              <w:t xml:space="preserve">CloudTrail</w:t>
-            </w:r>
-          </w:p>
-        </w:tc>
-        <w:tc>
-          <w:tcPr>
-            <w:tcW w:type="dxa" w:w="2426"/>
-            <w:tcBorders>
-              <w:top w:val="single" w:color="BFBFBF" w:sz="4"/>
-              <w:left w:val="single" w:color="BFBFBF" w:sz="4"/>
-              <w:bottom w:val="single" w:color="BFBFBF" w:sz="4"/>
-              <w:right w:val="single" w:color="BFBFBF" w:sz="4"/>
-            </w:tcBorders>
-            <w:tcMar>
-              <w:top w:type="dxa" w:w="60"/>
-              <w:left w:type="dxa" w:w="120"/>
-              <w:bottom w:type="dxa" w:w="60"/>
-              <w:right w:type="dxa" w:w="120"/>
-            </w:tcMar>
-          </w:tcPr>
-          <w:p>
-            <w:r>
-              <w:rPr>
-                <w:rFonts w:ascii="Arial" w:cs="Arial" w:eastAsia="Arial" w:hAnsi="Arial"/>
-                <w:i/>
-                <w:iCs/>
-                <w:color w:val="808080"/>
-                <w:sz w:val="18"/>
-                <w:szCs w:val="18"/>
-              </w:rPr>
-              <w:t xml:space="preserve">[notes]</w:t>
-            </w:r>
-          </w:p>
-        </w:tc>
-      </w:tr>
-      <w:tr>
-        <w:tc>
-          <w:tcPr>
-            <w:tcW w:type="dxa" w:w="2400"/>
-            <w:tcBorders>
-              <w:top w:val="single" w:color="BFBFBF" w:sz="4"/>
-              <w:left w:val="single" w:color="BFBFBF" w:sz="4"/>
-              <w:bottom w:val="single" w:color="BFBFBF" w:sz="4"/>
-              <w:right w:val="single" w:color="BFBFBF" w:sz="4"/>
-            </w:tcBorders>
-            <w:tcMar>
-              <w:top w:type="dxa" w:w="60"/>
-              <w:left w:type="dxa" w:w="120"/>
-              <w:bottom w:type="dxa" w:w="60"/>
-              <w:right w:type="dxa" w:w="120"/>
-            </w:tcMar>
-          </w:tcPr>
-          <w:p>
-            <w:r>
-              <w:rPr>
-                <w:rFonts w:ascii="Courier New" w:cs="Courier New" w:eastAsia="Courier New" w:hAnsi="Courier New"/>
-                <w:i/>
-                <w:iCs/>
-                <w:color w:val="808080"/>
-                <w:sz w:val="18"/>
-                <w:szCs w:val="18"/>
-              </w:rPr>
-              <w:t xml:space="preserve">[timestamp]</w:t>
-            </w:r>
-          </w:p>
-        </w:tc>
-        <w:tc>
-          <w:tcPr>
-            <w:tcW w:type="dxa" w:w="2200"/>
-            <w:tcBorders>
-              <w:top w:val="single" w:color="BFBFBF" w:sz="4"/>
-              <w:left w:val="single" w:color="BFBFBF" w:sz="4"/>
-              <w:bottom w:val="single" w:color="BFBFBF" w:sz="4"/>
-              <w:right w:val="single" w:color="BFBFBF" w:sz="4"/>
-            </w:tcBorders>
-            <w:tcMar>
-              <w:top w:type="dxa" w:w="60"/>
-              <w:left w:type="dxa" w:w="120"/>
-              <w:bottom w:type="dxa" w:w="60"/>
-              <w:right w:type="dxa" w:w="120"/>
-            </w:tcMar>
-          </w:tcPr>
-          <w:p>
-            <w:r>
-              <w:rPr>
-                <w:rFonts w:ascii="Arial" w:cs="Arial" w:eastAsia="Arial" w:hAnsi="Arial"/>
-                <w:i/>
-                <w:iCs/>
-                <w:color w:val="808080"/>
-                <w:sz w:val="18"/>
-                <w:szCs w:val="18"/>
-              </w:rPr>
-              <w:t xml:space="preserve">[event name]</w:t>
-            </w:r>
-          </w:p>
-        </w:tc>
-        <w:tc>
-          <w:tcPr>
-            <w:tcW w:type="dxa" w:w="2000"/>
-            <w:tcBorders>
-              <w:top w:val="single" w:color="BFBFBF" w:sz="4"/>
-              <w:left w:val="single" w:color="BFBFBF" w:sz="4"/>
-              <w:bottom w:val="single" w:color="BFBFBF" w:sz="4"/>
-              <w:right w:val="single" w:color="BFBFBF" w:sz="4"/>
-            </w:tcBorders>
-            <w:tcMar>
-              <w:top w:type="dxa" w:w="60"/>
-              <w:left w:type="dxa" w:w="120"/>
-              <w:bottom w:type="dxa" w:w="60"/>
-              <w:right w:type="dxa" w:w="120"/>
-            </w:tcMar>
-          </w:tcPr>
-          <w:p>
-            <w:r>
-              <w:rPr>
-                <w:rFonts w:ascii="Arial" w:cs="Arial" w:eastAsia="Arial" w:hAnsi="Arial"/>
-                <w:i/>
-                <w:iCs/>
-                <w:color w:val="808080"/>
-                <w:sz w:val="18"/>
-                <w:szCs w:val="18"/>
-              </w:rPr>
-              <w:t xml:space="preserve">CloudTrail</w:t>
-            </w:r>
-          </w:p>
-        </w:tc>
-        <w:tc>
-          <w:tcPr>
-            <w:tcW w:type="dxa" w:w="2426"/>
-            <w:tcBorders>
-              <w:top w:val="single" w:color="BFBFBF" w:sz="4"/>
-              <w:left w:val="single" w:color="BFBFBF" w:sz="4"/>
-              <w:bottom w:val="single" w:color="BFBFBF" w:sz="4"/>
-              <w:right w:val="single" w:color="BFBFBF" w:sz="4"/>
-            </w:tcBorders>
-            <w:tcMar>
-              <w:top w:type="dxa" w:w="60"/>
-              <w:left w:type="dxa" w:w="120"/>
-              <w:bottom w:type="dxa" w:w="60"/>
-              <w:right w:type="dxa" w:w="120"/>
-            </w:tcMar>
-          </w:tcPr>
-          <w:p>
-            <w:r>
-              <w:rPr>
-                <w:rFonts w:ascii="Arial" w:cs="Arial" w:eastAsia="Arial" w:hAnsi="Arial"/>
-                <w:i/>
-                <w:iCs/>
-                <w:color w:val="808080"/>
-                <w:sz w:val="18"/>
-                <w:szCs w:val="18"/>
-              </w:rPr>
-              <w:t xml:space="preserve">[notes]</w:t>
-            </w:r>
-          </w:p>
-        </w:tc>
-      </w:tr>
-      <w:tr>
-        <w:tc>
-          <w:tcPr>
-            <w:tcW w:type="dxa" w:w="2400"/>
-            <w:tcBorders>
-              <w:top w:val="single" w:color="BFBFBF" w:sz="4"/>
-              <w:left w:val="single" w:color="BFBFBF" w:sz="4"/>
-              <w:bottom w:val="single" w:color="BFBFBF" w:sz="4"/>
-              <w:right w:val="single" w:color="BFBFBF" w:sz="4"/>
-            </w:tcBorders>
-            <w:tcMar>
-              <w:top w:type="dxa" w:w="60"/>
-              <w:left w:type="dxa" w:w="120"/>
-              <w:bottom w:type="dxa" w:w="60"/>
-              <w:right w:type="dxa" w:w="120"/>
-            </w:tcMar>
-          </w:tcPr>
-          <w:p>
-            <w:r>
-              <w:rPr>
-                <w:rFonts w:ascii="Courier New" w:cs="Courier New" w:eastAsia="Courier New" w:hAnsi="Courier New"/>
-                <w:i/>
-                <w:iCs/>
-                <w:color w:val="808080"/>
-                <w:sz w:val="18"/>
-                <w:szCs w:val="18"/>
-              </w:rPr>
-              <w:t xml:space="preserve">[timestamp]</w:t>
-            </w:r>
-          </w:p>
-        </w:tc>
-        <w:tc>
-          <w:tcPr>
-            <w:tcW w:type="dxa" w:w="2200"/>
-            <w:tcBorders>
-              <w:top w:val="single" w:color="BFBFBF" w:sz="4"/>
-              <w:left w:val="single" w:color="BFBFBF" w:sz="4"/>
-              <w:bottom w:val="single" w:color="BFBFBF" w:sz="4"/>
-              <w:right w:val="single" w:color="BFBFBF" w:sz="4"/>
-            </w:tcBorders>
-            <w:tcMar>
-              <w:top w:type="dxa" w:w="60"/>
-              <w:left w:type="dxa" w:w="120"/>
-              <w:bottom w:type="dxa" w:w="60"/>
-              <w:right w:type="dxa" w:w="120"/>
-            </w:tcMar>
-          </w:tcPr>
-          <w:p>
-            <w:r>
-              <w:rPr>
-                <w:rFonts w:ascii="Arial" w:cs="Arial" w:eastAsia="Arial" w:hAnsi="Arial"/>
-                <w:i/>
-                <w:iCs/>
-                <w:color w:val="808080"/>
-                <w:sz w:val="18"/>
-                <w:szCs w:val="18"/>
-              </w:rPr>
-              <w:t xml:space="preserve">[event name]</w:t>
-            </w:r>
-          </w:p>
-        </w:tc>
-        <w:tc>
-          <w:tcPr>
-            <w:tcW w:type="dxa" w:w="2000"/>
-            <w:tcBorders>
-              <w:top w:val="single" w:color="BFBFBF" w:sz="4"/>
-              <w:left w:val="single" w:color="BFBFBF" w:sz="4"/>
-              <w:bottom w:val="single" w:color="BFBFBF" w:sz="4"/>
-              <w:right w:val="single" w:color="BFBFBF" w:sz="4"/>
-            </w:tcBorders>
-            <w:tcMar>
-              <w:top w:type="dxa" w:w="60"/>
-              <w:left w:type="dxa" w:w="120"/>
-              <w:bottom w:type="dxa" w:w="60"/>
-              <w:right w:type="dxa" w:w="120"/>
-            </w:tcMar>
-          </w:tcPr>
-          <w:p>
-            <w:r>
-              <w:rPr>
-                <w:rFonts w:ascii="Arial" w:cs="Arial" w:eastAsia="Arial" w:hAnsi="Arial"/>
-                <w:i/>
-                <w:iCs/>
-                <w:color w:val="808080"/>
-                <w:sz w:val="18"/>
-                <w:szCs w:val="18"/>
-              </w:rPr>
-              <w:t xml:space="preserve">S3 / CloudTrail</w:t>
-            </w:r>
-          </w:p>
-        </w:tc>
-        <w:tc>
-          <w:tcPr>
-            <w:tcW w:type="dxa" w:w="2426"/>
-            <w:tcBorders>
-              <w:top w:val="single" w:color="BFBFBF" w:sz="4"/>
-              <w:left w:val="single" w:color="BFBFBF" w:sz="4"/>
-              <w:bottom w:val="single" w:color="BFBFBF" w:sz="4"/>
-              <w:right w:val="single" w:color="BFBFBF" w:sz="4"/>
-            </w:tcBorders>
-            <w:tcMar>
-              <w:top w:type="dxa" w:w="60"/>
-              <w:left w:type="dxa" w:w="120"/>
-              <w:bottom w:type="dxa" w:w="60"/>
-              <w:right w:type="dxa" w:w="120"/>
-            </w:tcMar>
-          </w:tcPr>
-          <w:p>
-            <w:r>
-              <w:rPr>
-                <w:rFonts w:ascii="Arial" w:cs="Arial" w:eastAsia="Arial" w:hAnsi="Arial"/>
-                <w:i/>
-                <w:iCs/>
-                <w:color w:val="808080"/>
-                <w:sz w:val="18"/>
-                <w:szCs w:val="18"/>
-              </w:rPr>
-              <w:t xml:space="preserve">[notes]</w:t>
-            </w:r>
-          </w:p>
-        </w:tc>
-      </w:tr>
-      <w:tr>
-        <w:tc>
-          <w:tcPr>
-            <w:tcW w:type="dxa" w:w="2400"/>
-            <w:tcBorders>
-              <w:top w:val="single" w:color="BFBFBF" w:sz="4"/>
-              <w:left w:val="single" w:color="BFBFBF" w:sz="4"/>
-              <w:bottom w:val="single" w:color="BFBFBF" w:sz="4"/>
-              <w:right w:val="single" w:color="BFBFBF" w:sz="4"/>
-            </w:tcBorders>
-            <w:tcMar>
-              <w:top w:type="dxa" w:w="60"/>
-              <w:left w:type="dxa" w:w="120"/>
-              <w:bottom w:type="dxa" w:w="60"/>
-              <w:right w:type="dxa" w:w="120"/>
-            </w:tcMar>
-          </w:tcPr>
-          <w:p>
-            <w:r>
-              <w:rPr>
-                <w:rFonts w:ascii="Courier New" w:cs="Courier New" w:eastAsia="Courier New" w:hAnsi="Courier New"/>
-                <w:i/>
-                <w:iCs/>
-                <w:color w:val="808080"/>
-                <w:sz w:val="18"/>
-                <w:szCs w:val="18"/>
-              </w:rPr>
-              <w:t xml:space="preserve">[timestamp]</w:t>
-            </w:r>
-          </w:p>
-        </w:tc>
-        <w:tc>
-          <w:tcPr>
-            <w:tcW w:type="dxa" w:w="2200"/>
-            <w:tcBorders>
-              <w:top w:val="single" w:color="BFBFBF" w:sz="4"/>
-              <w:left w:val="single" w:color="BFBFBF" w:sz="4"/>
-              <w:bottom w:val="single" w:color="BFBFBF" w:sz="4"/>
-              <w:right w:val="single" w:color="BFBFBF" w:sz="4"/>
-            </w:tcBorders>
-            <w:tcMar>
-              <w:top w:type="dxa" w:w="60"/>
-              <w:left w:type="dxa" w:w="120"/>
-              <w:bottom w:type="dxa" w:w="60"/>
-              <w:right w:type="dxa" w:w="120"/>
-            </w:tcMar>
-          </w:tcPr>
-          <w:p>
-            <w:r>
-              <w:rPr>
-                <w:rFonts w:ascii="Arial" w:cs="Arial" w:eastAsia="Arial" w:hAnsi="Arial"/>
-                <w:i/>
-                <w:iCs/>
-                <w:color w:val="808080"/>
-                <w:sz w:val="18"/>
-                <w:szCs w:val="18"/>
-              </w:rPr>
-              <w:t xml:space="preserve">[event name]</w:t>
-            </w:r>
-          </w:p>
-        </w:tc>
-        <w:tc>
-          <w:tcPr>
-            <w:tcW w:type="dxa" w:w="2000"/>
-            <w:tcBorders>
-              <w:top w:val="single" w:color="BFBFBF" w:sz="4"/>
-              <w:left w:val="single" w:color="BFBFBF" w:sz="4"/>
-              <w:bottom w:val="single" w:color="BFBFBF" w:sz="4"/>
-              <w:right w:val="single" w:color="BFBFBF" w:sz="4"/>
-            </w:tcBorders>
-            <w:tcMar>
-              <w:top w:type="dxa" w:w="60"/>
-              <w:left w:type="dxa" w:w="120"/>
-              <w:bottom w:type="dxa" w:w="60"/>
-              <w:right w:type="dxa" w:w="120"/>
-            </w:tcMar>
-          </w:tcPr>
-          <w:p>
-            <w:r>
-              <w:rPr>
-                <w:rFonts w:ascii="Arial" w:cs="Arial" w:eastAsia="Arial" w:hAnsi="Arial"/>
-                <w:i/>
-                <w:iCs/>
-                <w:color w:val="808080"/>
-                <w:sz w:val="18"/>
-                <w:szCs w:val="18"/>
-              </w:rPr>
-              <w:t xml:space="preserve">S3</w:t>
-            </w:r>
-          </w:p>
-        </w:tc>
-        <w:tc>
-          <w:tcPr>
-            <w:tcW w:type="dxa" w:w="2426"/>
-            <w:tcBorders>
-              <w:top w:val="single" w:color="BFBFBF" w:sz="4"/>
-              <w:left w:val="single" w:color="BFBFBF" w:sz="4"/>
-              <w:bottom w:val="single" w:color="BFBFBF" w:sz="4"/>
-              <w:right w:val="single" w:color="BFBFBF" w:sz="4"/>
-            </w:tcBorders>
-            <w:tcMar>
-              <w:top w:type="dxa" w:w="60"/>
-              <w:left w:type="dxa" w:w="120"/>
-              <w:bottom w:type="dxa" w:w="60"/>
-              <w:right w:type="dxa" w:w="120"/>
-            </w:tcMar>
-          </w:tcPr>
-          <w:p>
-            <w:r>
-              <w:rPr>
-                <w:rFonts w:ascii="Arial" w:cs="Arial" w:eastAsia="Arial" w:hAnsi="Arial"/>
-                <w:i/>
-                <w:iCs/>
-                <w:color w:val="808080"/>
-                <w:sz w:val="18"/>
-                <w:szCs w:val="18"/>
-              </w:rPr>
-              <w:t xml:space="preserve">[notes]</w:t>
-            </w:r>
-          </w:p>
-        </w:tc>
-      </w:tr>
-      <w:tr>
-        <w:tc>
-          <w:tcPr>
-            <w:tcW w:type="dxa" w:w="2400"/>
-            <w:tcBorders>
-              <w:top w:val="single" w:color="BFBFBF" w:sz="4"/>
-              <w:left w:val="single" w:color="BFBFBF" w:sz="4"/>
-              <w:bottom w:val="single" w:color="BFBFBF" w:sz="4"/>
-              <w:right w:val="single" w:color="BFBFBF" w:sz="4"/>
-            </w:tcBorders>
-            <w:tcMar>
-              <w:top w:type="dxa" w:w="60"/>
-              <w:left w:type="dxa" w:w="120"/>
-              <w:bottom w:type="dxa" w:w="60"/>
-              <w:right w:type="dxa" w:w="120"/>
-            </w:tcMar>
-          </w:tcPr>
-          <w:p>
-            <w:r>
-              <w:rPr>
-                <w:rFonts w:ascii="Courier New" w:cs="Courier New" w:eastAsia="Courier New" w:hAnsi="Courier New"/>
-                <w:i/>
-                <w:iCs/>
-                <w:color w:val="808080"/>
-                <w:sz w:val="18"/>
-                <w:szCs w:val="18"/>
-              </w:rPr>
-              <w:t xml:space="preserve">[timestamp]</w:t>
-            </w:r>
-          </w:p>
-        </w:tc>
-        <w:tc>
-          <w:tcPr>
-            <w:tcW w:type="dxa" w:w="2200"/>
-            <w:tcBorders>
-              <w:top w:val="single" w:color="BFBFBF" w:sz="4"/>
-              <w:left w:val="single" w:color="BFBFBF" w:sz="4"/>
-              <w:bottom w:val="single" w:color="BFBFBF" w:sz="4"/>
-              <w:right w:val="single" w:color="BFBFBF" w:sz="4"/>
-            </w:tcBorders>
-            <w:tcMar>
-              <w:top w:type="dxa" w:w="60"/>
-              <w:left w:type="dxa" w:w="120"/>
-              <w:bottom w:type="dxa" w:w="60"/>
-              <w:right w:type="dxa" w:w="120"/>
-            </w:tcMar>
-          </w:tcPr>
-          <w:p>
-            <w:r>
-              <w:rPr>
-                <w:rFonts w:ascii="Arial" w:cs="Arial" w:eastAsia="Arial" w:hAnsi="Arial"/>
-                <w:i/>
-                <w:iCs/>
-                <w:color w:val="808080"/>
-                <w:sz w:val="18"/>
-                <w:szCs w:val="18"/>
-              </w:rPr>
-              <w:t xml:space="preserve">[event name]</w:t>
-            </w:r>
-          </w:p>
-        </w:tc>
-        <w:tc>
-          <w:tcPr>
-            <w:tcW w:type="dxa" w:w="2000"/>
-            <w:tcBorders>
-              <w:top w:val="single" w:color="BFBFBF" w:sz="4"/>
-              <w:left w:val="single" w:color="BFBFBF" w:sz="4"/>
-              <w:bottom w:val="single" w:color="BFBFBF" w:sz="4"/>
-              <w:right w:val="single" w:color="BFBFBF" w:sz="4"/>
-            </w:tcBorders>
-            <w:tcMar>
-              <w:top w:type="dxa" w:w="60"/>
-              <w:left w:type="dxa" w:w="120"/>
-              <w:bottom w:type="dxa" w:w="60"/>
-              <w:right w:type="dxa" w:w="120"/>
-            </w:tcMar>
-          </w:tcPr>
-          <w:p>
-            <w:r>
-              <w:rPr>
-                <w:rFonts w:ascii="Arial" w:cs="Arial" w:eastAsia="Arial" w:hAnsi="Arial"/>
-                <w:i/>
-                <w:iCs/>
-                <w:color w:val="808080"/>
-                <w:sz w:val="18"/>
-                <w:szCs w:val="18"/>
-              </w:rPr>
-              <w:t xml:space="preserve">CloudTrail</w:t>
-            </w:r>
-          </w:p>
-        </w:tc>
-        <w:tc>
-          <w:tcPr>
-            <w:tcW w:type="dxa" w:w="2426"/>
-            <w:tcBorders>
-              <w:top w:val="single" w:color="BFBFBF" w:sz="4"/>
-              <w:left w:val="single" w:color="BFBFBF" w:sz="4"/>
-              <w:bottom w:val="single" w:color="BFBFBF" w:sz="4"/>
-              <w:right w:val="single" w:color="BFBFBF" w:sz="4"/>
-            </w:tcBorders>
-            <w:tcMar>
-              <w:top w:type="dxa" w:w="60"/>
-              <w:left w:type="dxa" w:w="120"/>
-              <w:bottom w:type="dxa" w:w="60"/>
-              <w:right w:type="dxa" w:w="120"/>
-            </w:tcMar>
-          </w:tcPr>
-          <w:p>
-            <w:r>
-              <w:rPr>
-                <w:rFonts w:ascii="Arial" w:cs="Arial" w:eastAsia="Arial" w:hAnsi="Arial"/>
-                <w:i/>
-                <w:iCs/>
-                <w:color w:val="808080"/>
-                <w:sz w:val="18"/>
-                <w:szCs w:val="18"/>
-              </w:rPr>
-              <w:t xml:space="preserve">[notes]</w:t>
-            </w:r>
-          </w:p>
-        </w:tc>
-      </w:tr>
-    </w:tbl>
     <w:p>
       <w:pPr>
-        <w:spacing w:after="0" w:before="0"/>
+        <w:spacing w:after="80" w:before="0"/>
       </w:pPr>
       <w:r>
         <w:rPr>
-          <w:sz w:val="8"/>
-          <w:szCs w:val="8"/>
+          <w:rFonts w:ascii="Arial" w:cs="Arial" w:eastAsia="Arial" w:hAnsi="Arial"/>
+          <w:color w:val="404040"/>
+          <w:sz w:val="18"/>
+          <w:szCs w:val="18"/>
         </w:rPr>
-        <w:t xml:space="preserve"/>
-      </w:r>
-    </w:p>
-    <w:tr>
-      <w:tc>
-        <w:tcPr>
-          <w:tcW w:type="dxa" w:w="9026"/>
-          <w:tcBorders>
-            <w:top w:val="single" w:color="BFBFBF" w:sz="4"/>
-            <w:left w:val="single" w:color="BFBFBF" w:sz="4"/>
-            <w:bottom w:val="single" w:color="BFBFBF" w:sz="4"/>
-            <w:right w:val="single" w:color="BFBFBF" w:sz="4"/>
-          </w:tcBorders>
-          <w:tcMar>
-            <w:top w:type="dxa" w:w="60"/>
-            <w:left w:type="dxa" w:w="120"/>
-            <w:bottom w:type="dxa" w:w="60"/>
-            <w:right w:type="dxa" w:w="120"/>
-          </w:tcMar>
-        </w:tcPr>
-        <w:p>
-          <w:r>
-            <w:rPr>
-              <w:rFonts w:ascii="Arial" w:cs="Arial" w:eastAsia="Arial" w:hAnsi="Arial"/>
-              <w:i/>
-              <w:iCs/>
-              <w:color w:val="808080"/>
-              <w:sz w:val="18"/>
-              <w:szCs w:val="18"/>
-            </w:rPr>
-            <w:t xml:space="preserve">[Add or remove rows as needed. Each row should represent one discrete event in the attack chain, ordered chronologically.]</w:t>
-          </w:r>
-        </w:p>
-      </w:tc>
-    </w:tr>
-    <w:tr>
-      <w:tc>
-        <w:tcPr>
-          <w:tcW w:type="dxa" w:w="9026"/>
-          <w:tcBorders>
-            <w:top w:val="single" w:color="BFBFBF" w:sz="4"/>
-            <w:left w:val="single" w:color="BFBFBF" w:sz="4"/>
-            <w:bottom w:val="single" w:color="BFBFBF" w:sz="4"/>
-            <w:right w:val="single" w:color="BFBFBF" w:sz="4"/>
-          </w:tcBorders>
-          <w:tcMar>
-            <w:top w:type="dxa" w:w="60"/>
-            <w:left w:type="dxa" w:w="120"/>
-            <w:bottom w:type="dxa" w:w="60"/>
-            <w:right w:type="dxa" w:w="120"/>
-          </w:tcMar>
-        </w:tcPr>
-        <w:p>
-          <w:r>
-            <w:rPr>
-              <w:rFonts w:ascii="Arial" w:cs="Arial" w:eastAsia="Arial" w:hAnsi="Arial"/>
-              <w:i/>
-              <w:iCs/>
-              <w:color w:val="808080"/>
-              <w:sz w:val="18"/>
-              <w:szCs w:val="18"/>
-            </w:rPr>
-            <w:t xml:space="preserve"/>
-          </w:r>
-        </w:p>
-      </w:tc>
-    </w:tr>
-    <w:p>
-      <w:pPr>
-        <w:spacing w:after="0" w:before="0"/>
-      </w:pPr>
-      <w:r>
-        <w:rPr>
-          <w:sz w:val="20"/>
-          <w:szCs w:val="20"/>
-        </w:rPr>
-        <w:t xml:space="preserve"/>
+        <w:t xml:space="preserve">Fill in chronological order.</w:t>
       </w:r>
     </w:p>
     <w:tbl>
@@ -3936,75 +2728,13 @@
         </w:tblBorders>
       </w:tblPr>
       <w:tblGrid>
-        <w:gridCol w:w="9026"/>
+        <w:gridCol w:w="2400"/>
+        <w:gridCol w:w="6626"/>
       </w:tblGrid>
       <w:tr>
         <w:tc>
           <w:tcPr>
-            <w:tcW w:type="dxa" w:w="9026"/>
-            <w:tcBorders>
-              <w:top w:val="single" w:color="BFBFBF" w:sz="4"/>
-              <w:left w:val="single" w:color="BFBFBF" w:sz="4"/>
-              <w:bottom w:val="single" w:color="BFBFBF" w:sz="4"/>
-              <w:right w:val="single" w:color="BFBFBF" w:sz="4"/>
-            </w:tcBorders>
-            <w:shd w:fill="1F5C99" w:val="clear"/>
-            <w:tcMar>
-              <w:top w:type="dxa" w:w="80"/>
-              <w:left w:type="dxa" w:w="160"/>
-              <w:bottom w:type="dxa" w:w="80"/>
-              <w:right w:type="dxa" w:w="160"/>
-            </w:tcMar>
-          </w:tcPr>
-          <w:p>
-            <w:r>
-              <w:rPr>
-                <w:rFonts w:ascii="Arial" w:cs="Arial" w:eastAsia="Arial" w:hAnsi="Arial"/>
-                <w:b/>
-                <w:bCs/>
-                <w:color w:val="FFFFFF"/>
-                <w:sz w:val="22"/>
-                <w:szCs w:val="22"/>
-              </w:rPr>
-              <w:t xml:space="preserve">5. MITRE ATT&amp;CK MAPPING</w:t>
-            </w:r>
-          </w:p>
-        </w:tc>
-      </w:tr>
-    </w:tbl>
-    <w:p>
-      <w:pPr>
-        <w:spacing w:after="0" w:before="0"/>
-      </w:pPr>
-      <w:r>
-        <w:rPr>
-          <w:sz w:val="8"/>
-          <w:szCs w:val="8"/>
-        </w:rPr>
-        <w:t xml:space="preserve"/>
-      </w:r>
-    </w:p>
-    <w:tbl>
-      <w:tblPr>
-        <w:tblW w:type="dxa" w:w="9026"/>
-        <w:tblBorders>
-          <w:top w:val="single" w:color="auto" w:sz="4"/>
-          <w:left w:val="single" w:color="auto" w:sz="4"/>
-          <w:bottom w:val="single" w:color="auto" w:sz="4"/>
-          <w:right w:val="single" w:color="auto" w:sz="4"/>
-          <w:insideH w:val="single" w:color="auto" w:sz="4"/>
-          <w:insideV w:val="single" w:color="auto" w:sz="4"/>
-        </w:tblBorders>
-      </w:tblPr>
-      <w:tblGrid>
-        <w:gridCol w:w="1600"/>
-        <w:gridCol w:w="2600"/>
-        <w:gridCol w:w="4826"/>
-      </w:tblGrid>
-      <w:tr>
-        <w:tc>
-          <w:tcPr>
-            <w:tcW w:type="dxa" w:w="1600"/>
+            <w:tcW w:type="dxa" w:w="2400"/>
             <w:tcBorders>
               <w:top w:val="single" w:color="BFBFBF" w:sz="4"/>
               <w:left w:val="single" w:color="BFBFBF" w:sz="4"/>
@@ -4028,13 +2758,13 @@
                 <w:sz w:val="18"/>
                 <w:szCs w:val="18"/>
               </w:rPr>
-              <w:t xml:space="preserve">Technique ID</w:t>
-            </w:r>
-          </w:p>
-        </w:tc>
-        <w:tc>
-          <w:tcPr>
-            <w:tcW w:type="dxa" w:w="2600"/>
+              <w:t xml:space="preserve">Timestamp (UTC)</w:t>
+            </w:r>
+          </w:p>
+        </w:tc>
+        <w:tc>
+          <w:tcPr>
+            <w:tcW w:type="dxa" w:w="6626"/>
             <w:tcBorders>
               <w:top w:val="single" w:color="BFBFBF" w:sz="4"/>
               <w:left w:val="single" w:color="BFBFBF" w:sz="4"/>
@@ -4058,45 +2788,15 @@
                 <w:sz w:val="18"/>
                 <w:szCs w:val="18"/>
               </w:rPr>
-              <w:t xml:space="preserve">Name</w:t>
-            </w:r>
-          </w:p>
-        </w:tc>
-        <w:tc>
-          <w:tcPr>
-            <w:tcW w:type="dxa" w:w="4826"/>
-            <w:tcBorders>
-              <w:top w:val="single" w:color="BFBFBF" w:sz="4"/>
-              <w:left w:val="single" w:color="BFBFBF" w:sz="4"/>
-              <w:bottom w:val="single" w:color="BFBFBF" w:sz="4"/>
-              <w:right w:val="single" w:color="BFBFBF" w:sz="4"/>
-            </w:tcBorders>
-            <w:shd w:fill="D6E4F0" w:val="clear"/>
-            <w:tcMar>
-              <w:top w:type="dxa" w:w="60"/>
-              <w:left w:type="dxa" w:w="120"/>
-              <w:bottom w:type="dxa" w:w="60"/>
-              <w:right w:type="dxa" w:w="120"/>
-            </w:tcMar>
-          </w:tcPr>
-          <w:p>
-            <w:r>
-              <w:rPr>
-                <w:rFonts w:ascii="Arial" w:cs="Arial" w:eastAsia="Arial" w:hAnsi="Arial"/>
-                <w:b/>
-                <w:bCs/>
-                <w:sz w:val="18"/>
-                <w:szCs w:val="18"/>
-              </w:rPr>
-              <w:t xml:space="preserve">Evidence in This Case</w:t>
-            </w:r>
-          </w:p>
-        </w:tc>
-      </w:tr>
-      <w:tr>
-        <w:tc>
-          <w:tcPr>
-            <w:tcW w:type="dxa" w:w="1600"/>
+              <w:t xml:space="preserve">Event</w:t>
+            </w:r>
+          </w:p>
+        </w:tc>
+      </w:tr>
+      <w:tr>
+        <w:tc>
+          <w:tcPr>
+            <w:tcW w:type="dxa" w:w="2400"/>
             <w:tcBorders>
               <w:top w:val="single" w:color="BFBFBF" w:sz="4"/>
               <w:left w:val="single" w:color="BFBFBF" w:sz="4"/>
@@ -4114,135 +2814,19 @@
             <w:r>
               <w:rPr>
                 <w:rFonts w:ascii="Courier New" w:cs="Courier New" w:eastAsia="Courier New" w:hAnsi="Courier New"/>
-                <w:b/>
-                <w:bCs/>
-                <w:color w:val="1F5C99"/>
-                <w:sz w:val="18"/>
-                <w:szCs w:val="18"/>
-              </w:rPr>
-              <w:t xml:space="preserve">T1530</w:t>
-            </w:r>
-          </w:p>
-        </w:tc>
-        <w:tc>
-          <w:tcPr>
-            <w:tcW w:type="dxa" w:w="2600"/>
-            <w:tcBorders>
-              <w:top w:val="single" w:color="BFBFBF" w:sz="4"/>
-              <w:left w:val="single" w:color="BFBFBF" w:sz="4"/>
-              <w:bottom w:val="single" w:color="BFBFBF" w:sz="4"/>
-              <w:right w:val="single" w:color="BFBFBF" w:sz="4"/>
-            </w:tcBorders>
-            <w:tcMar>
-              <w:top w:type="dxa" w:w="60"/>
-              <w:left w:type="dxa" w:w="120"/>
-              <w:bottom w:type="dxa" w:w="60"/>
-              <w:right w:type="dxa" w:w="120"/>
-            </w:tcMar>
-          </w:tcPr>
-          <w:p>
-            <w:r>
-              <w:rPr>
-                <w:rFonts w:ascii="Arial" w:cs="Arial" w:eastAsia="Arial" w:hAnsi="Arial"/>
-                <w:sz w:val="18"/>
-                <w:szCs w:val="18"/>
-              </w:rPr>
-              <w:t xml:space="preserve">Data from Cloud Storage Object</w:t>
-            </w:r>
-          </w:p>
-        </w:tc>
-        <w:tc>
-          <w:tcPr>
-            <w:tcW w:type="dxa" w:w="4826"/>
-            <w:tcBorders>
-              <w:top w:val="single" w:color="BFBFBF" w:sz="4"/>
-              <w:left w:val="single" w:color="BFBFBF" w:sz="4"/>
-              <w:bottom w:val="single" w:color="BFBFBF" w:sz="4"/>
-              <w:right w:val="single" w:color="BFBFBF" w:sz="4"/>
-            </w:tcBorders>
-            <w:tcMar>
-              <w:top w:type="dxa" w:w="60"/>
-              <w:left w:type="dxa" w:w="120"/>
-              <w:bottom w:type="dxa" w:w="60"/>
-              <w:right w:type="dxa" w:w="120"/>
-            </w:tcMar>
-          </w:tcPr>
-          <w:p>
-            <w:r>
-              <w:rPr>
-                <w:rFonts w:ascii="Arial" w:cs="Arial" w:eastAsia="Arial" w:hAnsi="Arial"/>
                 <w:i/>
                 <w:iCs/>
                 <w:color w:val="808080"/>
                 <w:sz w:val="18"/>
                 <w:szCs w:val="18"/>
               </w:rPr>
-              <w:t xml:space="preserve">[Describe observed behaviour — e.g. 47 GET requests on sensitive bucket]</w:t>
-            </w:r>
-          </w:p>
-        </w:tc>
-      </w:tr>
-      <w:tr>
-        <w:tc>
-          <w:tcPr>
-            <w:tcW w:type="dxa" w:w="1600"/>
-            <w:tcBorders>
-              <w:top w:val="single" w:color="BFBFBF" w:sz="4"/>
-              <w:left w:val="single" w:color="BFBFBF" w:sz="4"/>
-              <w:bottom w:val="single" w:color="BFBFBF" w:sz="4"/>
-              <w:right w:val="single" w:color="BFBFBF" w:sz="4"/>
-            </w:tcBorders>
-            <w:tcMar>
-              <w:top w:type="dxa" w:w="60"/>
-              <w:left w:type="dxa" w:w="120"/>
-              <w:bottom w:type="dxa" w:w="60"/>
-              <w:right w:type="dxa" w:w="120"/>
-            </w:tcMar>
-          </w:tcPr>
-          <w:p>
-            <w:r>
-              <w:rPr>
-                <w:rFonts w:ascii="Courier New" w:cs="Courier New" w:eastAsia="Courier New" w:hAnsi="Courier New"/>
-                <w:b/>
-                <w:bCs/>
-                <w:color w:val="1F5C99"/>
-                <w:sz w:val="18"/>
-                <w:szCs w:val="18"/>
-              </w:rPr>
-              <w:t xml:space="preserve">T1567</w:t>
-            </w:r>
-          </w:p>
-        </w:tc>
-        <w:tc>
-          <w:tcPr>
-            <w:tcW w:type="dxa" w:w="2600"/>
-            <w:tcBorders>
-              <w:top w:val="single" w:color="BFBFBF" w:sz="4"/>
-              <w:left w:val="single" w:color="BFBFBF" w:sz="4"/>
-              <w:bottom w:val="single" w:color="BFBFBF" w:sz="4"/>
-              <w:right w:val="single" w:color="BFBFBF" w:sz="4"/>
-            </w:tcBorders>
-            <w:tcMar>
-              <w:top w:type="dxa" w:w="60"/>
-              <w:left w:type="dxa" w:w="120"/>
-              <w:bottom w:type="dxa" w:w="60"/>
-              <w:right w:type="dxa" w:w="120"/>
-            </w:tcMar>
-          </w:tcPr>
-          <w:p>
-            <w:r>
-              <w:rPr>
-                <w:rFonts w:ascii="Arial" w:cs="Arial" w:eastAsia="Arial" w:hAnsi="Arial"/>
-                <w:sz w:val="18"/>
-                <w:szCs w:val="18"/>
-              </w:rPr>
-              <w:t xml:space="preserve">Exfiltration Over Web Service</w:t>
-            </w:r>
-          </w:p>
-        </w:tc>
-        <w:tc>
-          <w:tcPr>
-            <w:tcW w:type="dxa" w:w="4826"/>
+              <w:t xml:space="preserve">[timestamp]</w:t>
+            </w:r>
+          </w:p>
+        </w:tc>
+        <w:tc>
+          <w:tcPr>
+            <w:tcW w:type="dxa" w:w="6626"/>
             <w:tcBorders>
               <w:top w:val="single" w:color="BFBFBF" w:sz="4"/>
               <w:left w:val="single" w:color="BFBFBF" w:sz="4"/>
@@ -4266,7 +2850,193 @@
                 <w:sz w:val="18"/>
                 <w:szCs w:val="18"/>
               </w:rPr>
-              <w:t xml:space="preserve">[Describe observed behaviour — e.g. bulk data transferred to external IP]</w:t>
+              <w:t xml:space="preserve">[event name]</w:t>
+            </w:r>
+          </w:p>
+        </w:tc>
+      </w:tr>
+      <w:tr>
+        <w:tc>
+          <w:tcPr>
+            <w:tcW w:type="dxa" w:w="2400"/>
+            <w:tcBorders>
+              <w:top w:val="single" w:color="BFBFBF" w:sz="4"/>
+              <w:left w:val="single" w:color="BFBFBF" w:sz="4"/>
+              <w:bottom w:val="single" w:color="BFBFBF" w:sz="4"/>
+              <w:right w:val="single" w:color="BFBFBF" w:sz="4"/>
+            </w:tcBorders>
+            <w:tcMar>
+              <w:top w:type="dxa" w:w="60"/>
+              <w:left w:type="dxa" w:w="120"/>
+              <w:bottom w:type="dxa" w:w="60"/>
+              <w:right w:type="dxa" w:w="120"/>
+            </w:tcMar>
+          </w:tcPr>
+          <w:p>
+            <w:r>
+              <w:rPr>
+                <w:rFonts w:ascii="Courier New" w:cs="Courier New" w:eastAsia="Courier New" w:hAnsi="Courier New"/>
+                <w:i/>
+                <w:iCs/>
+                <w:color w:val="808080"/>
+                <w:sz w:val="18"/>
+                <w:szCs w:val="18"/>
+              </w:rPr>
+              <w:t xml:space="preserve">[timestamp]</w:t>
+            </w:r>
+          </w:p>
+        </w:tc>
+        <w:tc>
+          <w:tcPr>
+            <w:tcW w:type="dxa" w:w="6626"/>
+            <w:tcBorders>
+              <w:top w:val="single" w:color="BFBFBF" w:sz="4"/>
+              <w:left w:val="single" w:color="BFBFBF" w:sz="4"/>
+              <w:bottom w:val="single" w:color="BFBFBF" w:sz="4"/>
+              <w:right w:val="single" w:color="BFBFBF" w:sz="4"/>
+            </w:tcBorders>
+            <w:tcMar>
+              <w:top w:type="dxa" w:w="60"/>
+              <w:left w:type="dxa" w:w="120"/>
+              <w:bottom w:type="dxa" w:w="60"/>
+              <w:right w:type="dxa" w:w="120"/>
+            </w:tcMar>
+          </w:tcPr>
+          <w:p>
+            <w:r>
+              <w:rPr>
+                <w:rFonts w:ascii="Arial" w:cs="Arial" w:eastAsia="Arial" w:hAnsi="Arial"/>
+                <w:i/>
+                <w:iCs/>
+                <w:color w:val="808080"/>
+                <w:sz w:val="18"/>
+                <w:szCs w:val="18"/>
+              </w:rPr>
+              <w:t xml:space="preserve">[event name]</w:t>
+            </w:r>
+          </w:p>
+        </w:tc>
+      </w:tr>
+      <w:tr>
+        <w:tc>
+          <w:tcPr>
+            <w:tcW w:type="dxa" w:w="2400"/>
+            <w:tcBorders>
+              <w:top w:val="single" w:color="BFBFBF" w:sz="4"/>
+              <w:left w:val="single" w:color="BFBFBF" w:sz="4"/>
+              <w:bottom w:val="single" w:color="BFBFBF" w:sz="4"/>
+              <w:right w:val="single" w:color="BFBFBF" w:sz="4"/>
+            </w:tcBorders>
+            <w:tcMar>
+              <w:top w:type="dxa" w:w="60"/>
+              <w:left w:type="dxa" w:w="120"/>
+              <w:bottom w:type="dxa" w:w="60"/>
+              <w:right w:type="dxa" w:w="120"/>
+            </w:tcMar>
+          </w:tcPr>
+          <w:p>
+            <w:r>
+              <w:rPr>
+                <w:rFonts w:ascii="Courier New" w:cs="Courier New" w:eastAsia="Courier New" w:hAnsi="Courier New"/>
+                <w:i/>
+                <w:iCs/>
+                <w:color w:val="808080"/>
+                <w:sz w:val="18"/>
+                <w:szCs w:val="18"/>
+              </w:rPr>
+              <w:t xml:space="preserve">[timestamp]</w:t>
+            </w:r>
+          </w:p>
+        </w:tc>
+        <w:tc>
+          <w:tcPr>
+            <w:tcW w:type="dxa" w:w="6626"/>
+            <w:tcBorders>
+              <w:top w:val="single" w:color="BFBFBF" w:sz="4"/>
+              <w:left w:val="single" w:color="BFBFBF" w:sz="4"/>
+              <w:bottom w:val="single" w:color="BFBFBF" w:sz="4"/>
+              <w:right w:val="single" w:color="BFBFBF" w:sz="4"/>
+            </w:tcBorders>
+            <w:tcMar>
+              <w:top w:type="dxa" w:w="60"/>
+              <w:left w:type="dxa" w:w="120"/>
+              <w:bottom w:type="dxa" w:w="60"/>
+              <w:right w:type="dxa" w:w="120"/>
+            </w:tcMar>
+          </w:tcPr>
+          <w:p>
+            <w:r>
+              <w:rPr>
+                <w:rFonts w:ascii="Arial" w:cs="Arial" w:eastAsia="Arial" w:hAnsi="Arial"/>
+                <w:i/>
+                <w:iCs/>
+                <w:color w:val="808080"/>
+                <w:sz w:val="18"/>
+                <w:szCs w:val="18"/>
+              </w:rPr>
+              <w:t xml:space="preserve">[event name]</w:t>
+            </w:r>
+          </w:p>
+        </w:tc>
+      </w:tr>
+      <w:tr>
+        <w:tc>
+          <w:tcPr>
+            <w:tcW w:type="dxa" w:w="2400"/>
+            <w:tcBorders>
+              <w:top w:val="single" w:color="BFBFBF" w:sz="4"/>
+              <w:left w:val="single" w:color="BFBFBF" w:sz="4"/>
+              <w:bottom w:val="single" w:color="BFBFBF" w:sz="4"/>
+              <w:right w:val="single" w:color="BFBFBF" w:sz="4"/>
+            </w:tcBorders>
+            <w:tcMar>
+              <w:top w:type="dxa" w:w="60"/>
+              <w:left w:type="dxa" w:w="120"/>
+              <w:bottom w:type="dxa" w:w="60"/>
+              <w:right w:type="dxa" w:w="120"/>
+            </w:tcMar>
+          </w:tcPr>
+          <w:p>
+            <w:r>
+              <w:rPr>
+                <w:rFonts w:ascii="Courier New" w:cs="Courier New" w:eastAsia="Courier New" w:hAnsi="Courier New"/>
+                <w:i/>
+                <w:iCs/>
+                <w:color w:val="808080"/>
+                <w:sz w:val="18"/>
+                <w:szCs w:val="18"/>
+              </w:rPr>
+              <w:t xml:space="preserve">[timestamp]</w:t>
+            </w:r>
+          </w:p>
+        </w:tc>
+        <w:tc>
+          <w:tcPr>
+            <w:tcW w:type="dxa" w:w="6626"/>
+            <w:tcBorders>
+              <w:top w:val="single" w:color="BFBFBF" w:sz="4"/>
+              <w:left w:val="single" w:color="BFBFBF" w:sz="4"/>
+              <w:bottom w:val="single" w:color="BFBFBF" w:sz="4"/>
+              <w:right w:val="single" w:color="BFBFBF" w:sz="4"/>
+            </w:tcBorders>
+            <w:tcMar>
+              <w:top w:type="dxa" w:w="60"/>
+              <w:left w:type="dxa" w:w="120"/>
+              <w:bottom w:type="dxa" w:w="60"/>
+              <w:right w:type="dxa" w:w="120"/>
+            </w:tcMar>
+          </w:tcPr>
+          <w:p>
+            <w:r>
+              <w:rPr>
+                <w:rFonts w:ascii="Arial" w:cs="Arial" w:eastAsia="Arial" w:hAnsi="Arial"/>
+                <w:i/>
+                <w:iCs/>
+                <w:color w:val="808080"/>
+                <w:sz w:val="18"/>
+                <w:szCs w:val="18"/>
+              </w:rPr>
+              <w:t xml:space="preserve">[event name]</w:t>
             </w:r>
           </w:p>
         </w:tc>
@@ -4327,7 +3097,7 @@
                 <w:sz w:val="22"/>
                 <w:szCs w:val="22"/>
               </w:rPr>
-              <w:t xml:space="preserve">6. RECOMMENDED RESPONSE ACTIONS</w:t>
+              <w:t xml:space="preserve">5. MITRE ATT&amp;CK MAPPING</w:t>
             </w:r>
           </w:p>
         </w:tc>
@@ -4358,9 +3128,292 @@
         </w:tblBorders>
       </w:tblPr>
       <w:tblGrid>
+        <w:gridCol w:w="1800"/>
+        <w:gridCol w:w="7226"/>
+      </w:tblGrid>
+      <w:tr>
+        <w:tc>
+          <w:tcPr>
+            <w:tcW w:type="dxa" w:w="1800"/>
+            <w:tcBorders>
+              <w:top w:val="single" w:color="BFBFBF" w:sz="4"/>
+              <w:left w:val="single" w:color="BFBFBF" w:sz="4"/>
+              <w:bottom w:val="single" w:color="BFBFBF" w:sz="4"/>
+              <w:right w:val="single" w:color="BFBFBF" w:sz="4"/>
+            </w:tcBorders>
+            <w:shd w:fill="D6E4F0" w:val="clear"/>
+            <w:tcMar>
+              <w:top w:type="dxa" w:w="60"/>
+              <w:left w:type="dxa" w:w="120"/>
+              <w:bottom w:type="dxa" w:w="60"/>
+              <w:right w:type="dxa" w:w="120"/>
+            </w:tcMar>
+          </w:tcPr>
+          <w:p>
+            <w:r>
+              <w:rPr>
+                <w:rFonts w:ascii="Arial" w:cs="Arial" w:eastAsia="Arial" w:hAnsi="Arial"/>
+                <w:b/>
+                <w:bCs/>
+                <w:sz w:val="18"/>
+                <w:szCs w:val="18"/>
+              </w:rPr>
+              <w:t xml:space="preserve">Technique ID</w:t>
+            </w:r>
+          </w:p>
+        </w:tc>
+        <w:tc>
+          <w:tcPr>
+            <w:tcW w:type="dxa" w:w="7226"/>
+            <w:tcBorders>
+              <w:top w:val="single" w:color="BFBFBF" w:sz="4"/>
+              <w:left w:val="single" w:color="BFBFBF" w:sz="4"/>
+              <w:bottom w:val="single" w:color="BFBFBF" w:sz="4"/>
+              <w:right w:val="single" w:color="BFBFBF" w:sz="4"/>
+            </w:tcBorders>
+            <w:shd w:fill="D6E4F0" w:val="clear"/>
+            <w:tcMar>
+              <w:top w:type="dxa" w:w="60"/>
+              <w:left w:type="dxa" w:w="120"/>
+              <w:bottom w:type="dxa" w:w="60"/>
+              <w:right w:type="dxa" w:w="120"/>
+            </w:tcMar>
+          </w:tcPr>
+          <w:p>
+            <w:r>
+              <w:rPr>
+                <w:rFonts w:ascii="Arial" w:cs="Arial" w:eastAsia="Arial" w:hAnsi="Arial"/>
+                <w:b/>
+                <w:bCs/>
+                <w:sz w:val="18"/>
+                <w:szCs w:val="18"/>
+              </w:rPr>
+              <w:t xml:space="preserve">Name</w:t>
+            </w:r>
+          </w:p>
+        </w:tc>
+      </w:tr>
+      <w:tr>
+        <w:tc>
+          <w:tcPr>
+            <w:tcW w:type="dxa" w:w="1800"/>
+            <w:tcBorders>
+              <w:top w:val="single" w:color="BFBFBF" w:sz="4"/>
+              <w:left w:val="single" w:color="BFBFBF" w:sz="4"/>
+              <w:bottom w:val="single" w:color="BFBFBF" w:sz="4"/>
+              <w:right w:val="single" w:color="BFBFBF" w:sz="4"/>
+            </w:tcBorders>
+            <w:tcMar>
+              <w:top w:type="dxa" w:w="60"/>
+              <w:left w:type="dxa" w:w="120"/>
+              <w:bottom w:type="dxa" w:w="60"/>
+              <w:right w:type="dxa" w:w="120"/>
+            </w:tcMar>
+          </w:tcPr>
+          <w:p>
+            <w:r>
+              <w:rPr>
+                <w:rFonts w:ascii="Courier New" w:cs="Courier New" w:eastAsia="Courier New" w:hAnsi="Courier New"/>
+                <w:b/>
+                <w:bCs/>
+                <w:color w:val="1F5C99"/>
+                <w:sz w:val="18"/>
+                <w:szCs w:val="18"/>
+              </w:rPr>
+              <w:t xml:space="preserve">T1530</w:t>
+            </w:r>
+          </w:p>
+        </w:tc>
+        <w:tc>
+          <w:tcPr>
+            <w:tcW w:type="dxa" w:w="7226"/>
+            <w:tcBorders>
+              <w:top w:val="single" w:color="BFBFBF" w:sz="4"/>
+              <w:left w:val="single" w:color="BFBFBF" w:sz="4"/>
+              <w:bottom w:val="single" w:color="BFBFBF" w:sz="4"/>
+              <w:right w:val="single" w:color="BFBFBF" w:sz="4"/>
+            </w:tcBorders>
+            <w:tcMar>
+              <w:top w:type="dxa" w:w="60"/>
+              <w:left w:type="dxa" w:w="120"/>
+              <w:bottom w:type="dxa" w:w="60"/>
+              <w:right w:type="dxa" w:w="120"/>
+            </w:tcMar>
+          </w:tcPr>
+          <w:p>
+            <w:r>
+              <w:rPr>
+                <w:rFonts w:ascii="Arial" w:cs="Arial" w:eastAsia="Arial" w:hAnsi="Arial"/>
+                <w:sz w:val="18"/>
+                <w:szCs w:val="18"/>
+              </w:rPr>
+              <w:t xml:space="preserve">Data from Cloud Storage Object</w:t>
+            </w:r>
+          </w:p>
+        </w:tc>
+      </w:tr>
+      <w:tr>
+        <w:tc>
+          <w:tcPr>
+            <w:tcW w:type="dxa" w:w="1800"/>
+            <w:tcBorders>
+              <w:top w:val="single" w:color="BFBFBF" w:sz="4"/>
+              <w:left w:val="single" w:color="BFBFBF" w:sz="4"/>
+              <w:bottom w:val="single" w:color="BFBFBF" w:sz="4"/>
+              <w:right w:val="single" w:color="BFBFBF" w:sz="4"/>
+            </w:tcBorders>
+            <w:tcMar>
+              <w:top w:type="dxa" w:w="60"/>
+              <w:left w:type="dxa" w:w="120"/>
+              <w:bottom w:type="dxa" w:w="60"/>
+              <w:right w:type="dxa" w:w="120"/>
+            </w:tcMar>
+          </w:tcPr>
+          <w:p>
+            <w:r>
+              <w:rPr>
+                <w:rFonts w:ascii="Courier New" w:cs="Courier New" w:eastAsia="Courier New" w:hAnsi="Courier New"/>
+                <w:b/>
+                <w:bCs/>
+                <w:color w:val="1F5C99"/>
+                <w:sz w:val="18"/>
+                <w:szCs w:val="18"/>
+              </w:rPr>
+              <w:t xml:space="preserve">T1567</w:t>
+            </w:r>
+          </w:p>
+        </w:tc>
+        <w:tc>
+          <w:tcPr>
+            <w:tcW w:type="dxa" w:w="7226"/>
+            <w:tcBorders>
+              <w:top w:val="single" w:color="BFBFBF" w:sz="4"/>
+              <w:left w:val="single" w:color="BFBFBF" w:sz="4"/>
+              <w:bottom w:val="single" w:color="BFBFBF" w:sz="4"/>
+              <w:right w:val="single" w:color="BFBFBF" w:sz="4"/>
+            </w:tcBorders>
+            <w:tcMar>
+              <w:top w:type="dxa" w:w="60"/>
+              <w:left w:type="dxa" w:w="120"/>
+              <w:bottom w:type="dxa" w:w="60"/>
+              <w:right w:type="dxa" w:w="120"/>
+            </w:tcMar>
+          </w:tcPr>
+          <w:p>
+            <w:r>
+              <w:rPr>
+                <w:rFonts w:ascii="Arial" w:cs="Arial" w:eastAsia="Arial" w:hAnsi="Arial"/>
+                <w:sz w:val="18"/>
+                <w:szCs w:val="18"/>
+              </w:rPr>
+              <w:t xml:space="preserve">Exfiltration Over Web Service</w:t>
+            </w:r>
+          </w:p>
+        </w:tc>
+      </w:tr>
+    </w:tbl>
+    <w:p>
+      <w:pPr>
+        <w:spacing w:after="0" w:before="0"/>
+      </w:pPr>
+      <w:r>
+        <w:rPr>
+          <w:sz w:val="20"/>
+          <w:szCs w:val="20"/>
+        </w:rPr>
+        <w:t xml:space="preserve"/>
+      </w:r>
+    </w:p>
+    <w:tbl>
+      <w:tblPr>
+        <w:tblW w:type="dxa" w:w="9026"/>
+        <w:tblBorders>
+          <w:top w:val="single" w:color="auto" w:sz="4"/>
+          <w:left w:val="single" w:color="auto" w:sz="4"/>
+          <w:bottom w:val="single" w:color="auto" w:sz="4"/>
+          <w:right w:val="single" w:color="auto" w:sz="4"/>
+          <w:insideH w:val="single" w:color="auto" w:sz="4"/>
+          <w:insideV w:val="single" w:color="auto" w:sz="4"/>
+        </w:tblBorders>
+      </w:tblPr>
+      <w:tblGrid>
+        <w:gridCol w:w="9026"/>
+      </w:tblGrid>
+      <w:tr>
+        <w:tc>
+          <w:tcPr>
+            <w:tcW w:type="dxa" w:w="9026"/>
+            <w:tcBorders>
+              <w:top w:val="single" w:color="BFBFBF" w:sz="4"/>
+              <w:left w:val="single" w:color="BFBFBF" w:sz="4"/>
+              <w:bottom w:val="single" w:color="BFBFBF" w:sz="4"/>
+              <w:right w:val="single" w:color="BFBFBF" w:sz="4"/>
+            </w:tcBorders>
+            <w:shd w:fill="1F5C99" w:val="clear"/>
+            <w:tcMar>
+              <w:top w:type="dxa" w:w="80"/>
+              <w:left w:type="dxa" w:w="160"/>
+              <w:bottom w:type="dxa" w:w="80"/>
+              <w:right w:type="dxa" w:w="160"/>
+            </w:tcMar>
+          </w:tcPr>
+          <w:p>
+            <w:r>
+              <w:rPr>
+                <w:rFonts w:ascii="Arial" w:cs="Arial" w:eastAsia="Arial" w:hAnsi="Arial"/>
+                <w:b/>
+                <w:bCs/>
+                <w:color w:val="FFFFFF"/>
+                <w:sz w:val="22"/>
+                <w:szCs w:val="22"/>
+              </w:rPr>
+              <w:t xml:space="preserve">6. RECOMMENDED RESPONSE ACTIONS</w:t>
+            </w:r>
+          </w:p>
+        </w:tc>
+      </w:tr>
+    </w:tbl>
+    <w:p>
+      <w:pPr>
+        <w:spacing w:after="0" w:before="0"/>
+      </w:pPr>
+      <w:r>
+        <w:rPr>
+          <w:sz w:val="8"/>
+          <w:szCs w:val="8"/>
+        </w:rPr>
+        <w:t xml:space="preserve"/>
+      </w:r>
+    </w:p>
+    <w:p>
+      <w:pPr>
+        <w:spacing w:after="80" w:before="0"/>
+      </w:pPr>
+      <w:r>
+        <w:rPr>
+          <w:rFonts w:ascii="Arial" w:cs="Arial" w:eastAsia="Arial" w:hAnsi="Arial"/>
+          <w:color w:val="404040"/>
+          <w:sz w:val="18"/>
+          <w:szCs w:val="18"/>
+        </w:rPr>
+        <w:t xml:space="preserve">Check all actions you would recommend based on your findings.</w:t>
+      </w:r>
+    </w:p>
+    <w:tbl>
+      <w:tblPr>
+        <w:tblW w:type="dxa" w:w="9026"/>
+        <w:tblBorders>
+          <w:top w:val="single" w:color="auto" w:sz="4"/>
+          <w:left w:val="single" w:color="auto" w:sz="4"/>
+          <w:bottom w:val="single" w:color="auto" w:sz="4"/>
+          <w:right w:val="single" w:color="auto" w:sz="4"/>
+          <w:insideH w:val="single" w:color="auto" w:sz="4"/>
+          <w:insideV w:val="single" w:color="auto" w:sz="4"/>
+        </w:tblBorders>
+      </w:tblPr>
+      <w:tblGrid>
         <w:gridCol w:w="600"/>
-        <w:gridCol w:w="2800"/>
-        <w:gridCol w:w="5626"/>
+        <w:gridCol w:w="8426"/>
       </w:tblGrid>
       <w:tr>
         <w:tc>
@@ -4372,104 +3425,13 @@
               <w:bottom w:val="single" w:color="BFBFBF" w:sz="4"/>
               <w:right w:val="single" w:color="BFBFBF" w:sz="4"/>
             </w:tcBorders>
-            <w:shd w:fill="D6E4F0" w:val="clear"/>
-            <w:tcMar>
-              <w:top w:type="dxa" w:w="60"/>
-              <w:left w:type="dxa" w:w="120"/>
-              <w:bottom w:type="dxa" w:w="60"/>
-              <w:right w:type="dxa" w:w="120"/>
-            </w:tcMar>
-          </w:tcPr>
-          <w:p>
-            <w:r>
-              <w:rPr>
-                <w:rFonts w:ascii="Arial" w:cs="Arial" w:eastAsia="Arial" w:hAnsi="Arial"/>
-                <w:b/>
-                <w:bCs/>
-                <w:sz w:val="18"/>
-                <w:szCs w:val="18"/>
-              </w:rPr>
-              <w:t xml:space="preserve">#</w:t>
-            </w:r>
-          </w:p>
-        </w:tc>
-        <w:tc>
-          <w:tcPr>
-            <w:tcW w:type="dxa" w:w="2800"/>
-            <w:tcBorders>
-              <w:top w:val="single" w:color="BFBFBF" w:sz="4"/>
-              <w:left w:val="single" w:color="BFBFBF" w:sz="4"/>
-              <w:bottom w:val="single" w:color="BFBFBF" w:sz="4"/>
-              <w:right w:val="single" w:color="BFBFBF" w:sz="4"/>
-            </w:tcBorders>
-            <w:shd w:fill="D6E4F0" w:val="clear"/>
-            <w:tcMar>
-              <w:top w:type="dxa" w:w="60"/>
-              <w:left w:type="dxa" w:w="120"/>
-              <w:bottom w:type="dxa" w:w="60"/>
-              <w:right w:type="dxa" w:w="120"/>
-            </w:tcMar>
-          </w:tcPr>
-          <w:p>
-            <w:r>
-              <w:rPr>
-                <w:rFonts w:ascii="Arial" w:cs="Arial" w:eastAsia="Arial" w:hAnsi="Arial"/>
-                <w:b/>
-                <w:bCs/>
-                <w:sz w:val="18"/>
-                <w:szCs w:val="18"/>
-              </w:rPr>
-              <w:t xml:space="preserve">Action</w:t>
-            </w:r>
-          </w:p>
-        </w:tc>
-        <w:tc>
-          <w:tcPr>
-            <w:tcW w:type="dxa" w:w="5626"/>
-            <w:tcBorders>
-              <w:top w:val="single" w:color="BFBFBF" w:sz="4"/>
-              <w:left w:val="single" w:color="BFBFBF" w:sz="4"/>
-              <w:bottom w:val="single" w:color="BFBFBF" w:sz="4"/>
-              <w:right w:val="single" w:color="BFBFBF" w:sz="4"/>
-            </w:tcBorders>
-            <w:shd w:fill="D6E4F0" w:val="clear"/>
-            <w:tcMar>
-              <w:top w:type="dxa" w:w="60"/>
-              <w:left w:type="dxa" w:w="120"/>
-              <w:bottom w:type="dxa" w:w="60"/>
-              <w:right w:type="dxa" w:w="120"/>
-            </w:tcMar>
-          </w:tcPr>
-          <w:p>
-            <w:r>
-              <w:rPr>
-                <w:rFonts w:ascii="Arial" w:cs="Arial" w:eastAsia="Arial" w:hAnsi="Arial"/>
-                <w:b/>
-                <w:bCs/>
-                <w:sz w:val="18"/>
-                <w:szCs w:val="18"/>
-              </w:rPr>
-              <w:t xml:space="preserve">Detail / Rationale</w:t>
-            </w:r>
-          </w:p>
-        </w:tc>
-      </w:tr>
-      <w:tr>
-        <w:tc>
-          <w:tcPr>
-            <w:tcW w:type="dxa" w:w="600"/>
-            <w:tcBorders>
-              <w:top w:val="single" w:color="BFBFBF" w:sz="4"/>
-              <w:left w:val="single" w:color="BFBFBF" w:sz="4"/>
-              <w:bottom w:val="single" w:color="BFBFBF" w:sz="4"/>
-              <w:right w:val="single" w:color="BFBFBF" w:sz="4"/>
-            </w:tcBorders>
-            <w:tcMar>
-              <w:top w:type="dxa" w:w="60"/>
-              <w:left w:type="dxa" w:w="120"/>
-              <w:bottom w:type="dxa" w:w="60"/>
-              <w:right w:type="dxa" w:w="120"/>
-            </w:tcMar>
+            <w:tcMar>
+              <w:top w:type="dxa" w:w="60"/>
+              <w:left w:type="dxa" w:w="120"/>
+              <w:bottom w:type="dxa" w:w="60"/>
+              <w:right w:type="dxa" w:w="120"/>
+            </w:tcMar>
+            <w:vAlign w:val="center"/>
           </w:tcPr>
           <w:p>
             <w:pPr>
@@ -4478,72 +3440,39 @@
             <w:r>
               <w:rPr>
                 <w:rFonts w:ascii="Arial" w:cs="Arial" w:eastAsia="Arial" w:hAnsi="Arial"/>
-                <w:b/>
-                <w:bCs/>
-                <w:sz w:val="18"/>
-                <w:szCs w:val="18"/>
-              </w:rPr>
-              <w:t xml:space="preserve">1</w:t>
-            </w:r>
-          </w:p>
-        </w:tc>
-        <w:tc>
-          <w:tcPr>
-            <w:tcW w:type="dxa" w:w="2800"/>
-            <w:tcBorders>
-              <w:top w:val="single" w:color="BFBFBF" w:sz="4"/>
-              <w:left w:val="single" w:color="BFBFBF" w:sz="4"/>
-              <w:bottom w:val="single" w:color="BFBFBF" w:sz="4"/>
-              <w:right w:val="single" w:color="BFBFBF" w:sz="4"/>
-            </w:tcBorders>
-            <w:tcMar>
-              <w:top w:type="dxa" w:w="60"/>
-              <w:left w:type="dxa" w:w="120"/>
-              <w:bottom w:type="dxa" w:w="60"/>
-              <w:right w:type="dxa" w:w="120"/>
-            </w:tcMar>
-          </w:tcPr>
-          <w:p>
-            <w:r>
-              <w:rPr>
-                <w:rFonts w:ascii="Arial" w:cs="Arial" w:eastAsia="Arial" w:hAnsi="Arial"/>
-                <w:i/>
-                <w:iCs/>
-                <w:color w:val="808080"/>
-                <w:sz w:val="18"/>
-                <w:szCs w:val="18"/>
-              </w:rPr>
-              <w:t xml:space="preserve">[Enter recommended action]</w:t>
-            </w:r>
-          </w:p>
-        </w:tc>
-        <w:tc>
-          <w:tcPr>
-            <w:tcW w:type="dxa" w:w="5626"/>
-            <w:tcBorders>
-              <w:top w:val="single" w:color="BFBFBF" w:sz="4"/>
-              <w:left w:val="single" w:color="BFBFBF" w:sz="4"/>
-              <w:bottom w:val="single" w:color="BFBFBF" w:sz="4"/>
-              <w:right w:val="single" w:color="BFBFBF" w:sz="4"/>
-            </w:tcBorders>
-            <w:tcMar>
-              <w:top w:type="dxa" w:w="60"/>
-              <w:left w:type="dxa" w:w="120"/>
-              <w:bottom w:type="dxa" w:w="60"/>
-              <w:right w:type="dxa" w:w="120"/>
-            </w:tcMar>
-          </w:tcPr>
-          <w:p>
-            <w:r>
-              <w:rPr>
-                <w:rFonts w:ascii="Arial" w:cs="Arial" w:eastAsia="Arial" w:hAnsi="Arial"/>
-                <w:i/>
-                <w:iCs/>
-                <w:color w:val="808080"/>
-                <w:sz w:val="18"/>
-                <w:szCs w:val="18"/>
-              </w:rPr>
-              <w:t xml:space="preserve">[Enter rationale]</w:t>
+                <w:color w:val="404040"/>
+                <w:sz w:val="28"/>
+                <w:szCs w:val="28"/>
+              </w:rPr>
+              <w:t xml:space="preserve">☐</w:t>
+            </w:r>
+          </w:p>
+        </w:tc>
+        <w:tc>
+          <w:tcPr>
+            <w:tcW w:type="dxa" w:w="8426"/>
+            <w:tcBorders>
+              <w:top w:val="single" w:color="BFBFBF" w:sz="4"/>
+              <w:left w:val="single" w:color="BFBFBF" w:sz="4"/>
+              <w:bottom w:val="single" w:color="BFBFBF" w:sz="4"/>
+              <w:right w:val="single" w:color="BFBFBF" w:sz="4"/>
+            </w:tcBorders>
+            <w:tcMar>
+              <w:top w:type="dxa" w:w="60"/>
+              <w:left w:type="dxa" w:w="160"/>
+              <w:bottom w:type="dxa" w:w="60"/>
+              <w:right w:type="dxa" w:w="120"/>
+            </w:tcMar>
+          </w:tcPr>
+          <w:p>
+            <w:r>
+              <w:rPr>
+                <w:rFonts w:ascii="Arial" w:cs="Arial" w:eastAsia="Arial" w:hAnsi="Arial"/>
+                <w:color w:val="404040"/>
+                <w:sz w:val="18"/>
+                <w:szCs w:val="18"/>
+              </w:rPr>
+              <w:t xml:space="preserve">Revoke the original compromised access key</w:t>
             </w:r>
           </w:p>
         </w:tc>
@@ -4564,6 +3493,7 @@
               <w:bottom w:type="dxa" w:w="60"/>
               <w:right w:type="dxa" w:w="120"/>
             </w:tcMar>
+            <w:vAlign w:val="center"/>
           </w:tcPr>
           <w:p>
             <w:pPr>
@@ -4572,72 +3502,39 @@
             <w:r>
               <w:rPr>
                 <w:rFonts w:ascii="Arial" w:cs="Arial" w:eastAsia="Arial" w:hAnsi="Arial"/>
-                <w:b/>
-                <w:bCs/>
-                <w:sz w:val="18"/>
-                <w:szCs w:val="18"/>
-              </w:rPr>
-              <w:t xml:space="preserve">2</w:t>
-            </w:r>
-          </w:p>
-        </w:tc>
-        <w:tc>
-          <w:tcPr>
-            <w:tcW w:type="dxa" w:w="2800"/>
-            <w:tcBorders>
-              <w:top w:val="single" w:color="BFBFBF" w:sz="4"/>
-              <w:left w:val="single" w:color="BFBFBF" w:sz="4"/>
-              <w:bottom w:val="single" w:color="BFBFBF" w:sz="4"/>
-              <w:right w:val="single" w:color="BFBFBF" w:sz="4"/>
-            </w:tcBorders>
-            <w:tcMar>
-              <w:top w:type="dxa" w:w="60"/>
-              <w:left w:type="dxa" w:w="120"/>
-              <w:bottom w:type="dxa" w:w="60"/>
-              <w:right w:type="dxa" w:w="120"/>
-            </w:tcMar>
-          </w:tcPr>
-          <w:p>
-            <w:r>
-              <w:rPr>
-                <w:rFonts w:ascii="Arial" w:cs="Arial" w:eastAsia="Arial" w:hAnsi="Arial"/>
-                <w:i/>
-                <w:iCs/>
-                <w:color w:val="808080"/>
-                <w:sz w:val="18"/>
-                <w:szCs w:val="18"/>
-              </w:rPr>
-              <w:t xml:space="preserve">[Enter recommended action]</w:t>
-            </w:r>
-          </w:p>
-        </w:tc>
-        <w:tc>
-          <w:tcPr>
-            <w:tcW w:type="dxa" w:w="5626"/>
-            <w:tcBorders>
-              <w:top w:val="single" w:color="BFBFBF" w:sz="4"/>
-              <w:left w:val="single" w:color="BFBFBF" w:sz="4"/>
-              <w:bottom w:val="single" w:color="BFBFBF" w:sz="4"/>
-              <w:right w:val="single" w:color="BFBFBF" w:sz="4"/>
-            </w:tcBorders>
-            <w:tcMar>
-              <w:top w:type="dxa" w:w="60"/>
-              <w:left w:type="dxa" w:w="120"/>
-              <w:bottom w:type="dxa" w:w="60"/>
-              <w:right w:type="dxa" w:w="120"/>
-            </w:tcMar>
-          </w:tcPr>
-          <w:p>
-            <w:r>
-              <w:rPr>
-                <w:rFonts w:ascii="Arial" w:cs="Arial" w:eastAsia="Arial" w:hAnsi="Arial"/>
-                <w:i/>
-                <w:iCs/>
-                <w:color w:val="808080"/>
-                <w:sz w:val="18"/>
-                <w:szCs w:val="18"/>
-              </w:rPr>
-              <w:t xml:space="preserve">[Enter rationale]</w:t>
+                <w:color w:val="404040"/>
+                <w:sz w:val="28"/>
+                <w:szCs w:val="28"/>
+              </w:rPr>
+              <w:t xml:space="preserve">☐</w:t>
+            </w:r>
+          </w:p>
+        </w:tc>
+        <w:tc>
+          <w:tcPr>
+            <w:tcW w:type="dxa" w:w="8426"/>
+            <w:tcBorders>
+              <w:top w:val="single" w:color="BFBFBF" w:sz="4"/>
+              <w:left w:val="single" w:color="BFBFBF" w:sz="4"/>
+              <w:bottom w:val="single" w:color="BFBFBF" w:sz="4"/>
+              <w:right w:val="single" w:color="BFBFBF" w:sz="4"/>
+            </w:tcBorders>
+            <w:tcMar>
+              <w:top w:type="dxa" w:w="60"/>
+              <w:left w:type="dxa" w:w="160"/>
+              <w:bottom w:type="dxa" w:w="60"/>
+              <w:right w:type="dxa" w:w="120"/>
+            </w:tcMar>
+          </w:tcPr>
+          <w:p>
+            <w:r>
+              <w:rPr>
+                <w:rFonts w:ascii="Arial" w:cs="Arial" w:eastAsia="Arial" w:hAnsi="Arial"/>
+                <w:color w:val="404040"/>
+                <w:sz w:val="18"/>
+                <w:szCs w:val="18"/>
+              </w:rPr>
+              <w:t xml:space="preserve">Revoke the persistence access key created by the attacker</w:t>
             </w:r>
           </w:p>
         </w:tc>
@@ -4658,6 +3555,7 @@
               <w:bottom w:type="dxa" w:w="60"/>
               <w:right w:type="dxa" w:w="120"/>
             </w:tcMar>
+            <w:vAlign w:val="center"/>
           </w:tcPr>
           <w:p>
             <w:pPr>
@@ -4666,72 +3564,473 @@
             <w:r>
               <w:rPr>
                 <w:rFonts w:ascii="Arial" w:cs="Arial" w:eastAsia="Arial" w:hAnsi="Arial"/>
-                <w:b/>
-                <w:bCs/>
-                <w:sz w:val="18"/>
-                <w:szCs w:val="18"/>
-              </w:rPr>
-              <w:t xml:space="preserve">3</w:t>
-            </w:r>
-          </w:p>
-        </w:tc>
-        <w:tc>
-          <w:tcPr>
-            <w:tcW w:type="dxa" w:w="2800"/>
-            <w:tcBorders>
-              <w:top w:val="single" w:color="BFBFBF" w:sz="4"/>
-              <w:left w:val="single" w:color="BFBFBF" w:sz="4"/>
-              <w:bottom w:val="single" w:color="BFBFBF" w:sz="4"/>
-              <w:right w:val="single" w:color="BFBFBF" w:sz="4"/>
-            </w:tcBorders>
-            <w:tcMar>
-              <w:top w:type="dxa" w:w="60"/>
-              <w:left w:type="dxa" w:w="120"/>
-              <w:bottom w:type="dxa" w:w="60"/>
-              <w:right w:type="dxa" w:w="120"/>
-            </w:tcMar>
-          </w:tcPr>
-          <w:p>
-            <w:r>
-              <w:rPr>
-                <w:rFonts w:ascii="Arial" w:cs="Arial" w:eastAsia="Arial" w:hAnsi="Arial"/>
-                <w:i/>
-                <w:iCs/>
-                <w:color w:val="808080"/>
-                <w:sz w:val="18"/>
-                <w:szCs w:val="18"/>
-              </w:rPr>
-              <w:t xml:space="preserve">[Enter recommended action]</w:t>
-            </w:r>
-          </w:p>
-        </w:tc>
-        <w:tc>
-          <w:tcPr>
-            <w:tcW w:type="dxa" w:w="5626"/>
-            <w:tcBorders>
-              <w:top w:val="single" w:color="BFBFBF" w:sz="4"/>
-              <w:left w:val="single" w:color="BFBFBF" w:sz="4"/>
-              <w:bottom w:val="single" w:color="BFBFBF" w:sz="4"/>
-              <w:right w:val="single" w:color="BFBFBF" w:sz="4"/>
-            </w:tcBorders>
-            <w:tcMar>
-              <w:top w:type="dxa" w:w="60"/>
-              <w:left w:type="dxa" w:w="120"/>
-              <w:bottom w:type="dxa" w:w="60"/>
-              <w:right w:type="dxa" w:w="120"/>
-            </w:tcMar>
-          </w:tcPr>
-          <w:p>
-            <w:r>
-              <w:rPr>
-                <w:rFonts w:ascii="Arial" w:cs="Arial" w:eastAsia="Arial" w:hAnsi="Arial"/>
-                <w:i/>
-                <w:iCs/>
-                <w:color w:val="808080"/>
-                <w:sz w:val="18"/>
-                <w:szCs w:val="18"/>
-              </w:rPr>
-              <w:t xml:space="preserve">[Enter rationale]</w:t>
+                <w:color w:val="404040"/>
+                <w:sz w:val="28"/>
+                <w:szCs w:val="28"/>
+              </w:rPr>
+              <w:t xml:space="preserve">☐</w:t>
+            </w:r>
+          </w:p>
+        </w:tc>
+        <w:tc>
+          <w:tcPr>
+            <w:tcW w:type="dxa" w:w="8426"/>
+            <w:tcBorders>
+              <w:top w:val="single" w:color="BFBFBF" w:sz="4"/>
+              <w:left w:val="single" w:color="BFBFBF" w:sz="4"/>
+              <w:bottom w:val="single" w:color="BFBFBF" w:sz="4"/>
+              <w:right w:val="single" w:color="BFBFBF" w:sz="4"/>
+            </w:tcBorders>
+            <w:tcMar>
+              <w:top w:type="dxa" w:w="60"/>
+              <w:left w:type="dxa" w:w="160"/>
+              <w:bottom w:type="dxa" w:w="60"/>
+              <w:right w:type="dxa" w:w="120"/>
+            </w:tcMar>
+          </w:tcPr>
+          <w:p>
+            <w:r>
+              <w:rPr>
+                <w:rFonts w:ascii="Arial" w:cs="Arial" w:eastAsia="Arial" w:hAnsi="Arial"/>
+                <w:color w:val="404040"/>
+                <w:sz w:val="18"/>
+                <w:szCs w:val="18"/>
+              </w:rPr>
+              <w:t xml:space="preserve">Block the attacker's source IP at the network/WAF level</w:t>
+            </w:r>
+          </w:p>
+        </w:tc>
+      </w:tr>
+      <w:tr>
+        <w:tc>
+          <w:tcPr>
+            <w:tcW w:type="dxa" w:w="600"/>
+            <w:tcBorders>
+              <w:top w:val="single" w:color="BFBFBF" w:sz="4"/>
+              <w:left w:val="single" w:color="BFBFBF" w:sz="4"/>
+              <w:bottom w:val="single" w:color="BFBFBF" w:sz="4"/>
+              <w:right w:val="single" w:color="BFBFBF" w:sz="4"/>
+            </w:tcBorders>
+            <w:tcMar>
+              <w:top w:type="dxa" w:w="60"/>
+              <w:left w:type="dxa" w:w="120"/>
+              <w:bottom w:type="dxa" w:w="60"/>
+              <w:right w:type="dxa" w:w="120"/>
+            </w:tcMar>
+            <w:vAlign w:val="center"/>
+          </w:tcPr>
+          <w:p>
+            <w:pPr>
+              <w:jc w:val="center"/>
+            </w:pPr>
+            <w:r>
+              <w:rPr>
+                <w:rFonts w:ascii="Arial" w:cs="Arial" w:eastAsia="Arial" w:hAnsi="Arial"/>
+                <w:color w:val="404040"/>
+                <w:sz w:val="28"/>
+                <w:szCs w:val="28"/>
+              </w:rPr>
+              <w:t xml:space="preserve">☐</w:t>
+            </w:r>
+          </w:p>
+        </w:tc>
+        <w:tc>
+          <w:tcPr>
+            <w:tcW w:type="dxa" w:w="8426"/>
+            <w:tcBorders>
+              <w:top w:val="single" w:color="BFBFBF" w:sz="4"/>
+              <w:left w:val="single" w:color="BFBFBF" w:sz="4"/>
+              <w:bottom w:val="single" w:color="BFBFBF" w:sz="4"/>
+              <w:right w:val="single" w:color="BFBFBF" w:sz="4"/>
+            </w:tcBorders>
+            <w:tcMar>
+              <w:top w:type="dxa" w:w="60"/>
+              <w:left w:type="dxa" w:w="160"/>
+              <w:bottom w:type="dxa" w:w="60"/>
+              <w:right w:type="dxa" w:w="120"/>
+            </w:tcMar>
+          </w:tcPr>
+          <w:p>
+            <w:r>
+              <w:rPr>
+                <w:rFonts w:ascii="Arial" w:cs="Arial" w:eastAsia="Arial" w:hAnsi="Arial"/>
+                <w:color w:val="404040"/>
+                <w:sz w:val="18"/>
+                <w:szCs w:val="18"/>
+              </w:rPr>
+              <w:t xml:space="preserve">Review and restrict the targeted bucket policy (least privilege)</w:t>
+            </w:r>
+          </w:p>
+        </w:tc>
+      </w:tr>
+      <w:tr>
+        <w:tc>
+          <w:tcPr>
+            <w:tcW w:type="dxa" w:w="600"/>
+            <w:tcBorders>
+              <w:top w:val="single" w:color="BFBFBF" w:sz="4"/>
+              <w:left w:val="single" w:color="BFBFBF" w:sz="4"/>
+              <w:bottom w:val="single" w:color="BFBFBF" w:sz="4"/>
+              <w:right w:val="single" w:color="BFBFBF" w:sz="4"/>
+            </w:tcBorders>
+            <w:tcMar>
+              <w:top w:type="dxa" w:w="60"/>
+              <w:left w:type="dxa" w:w="120"/>
+              <w:bottom w:type="dxa" w:w="60"/>
+              <w:right w:type="dxa" w:w="120"/>
+            </w:tcMar>
+            <w:vAlign w:val="center"/>
+          </w:tcPr>
+          <w:p>
+            <w:pPr>
+              <w:jc w:val="center"/>
+            </w:pPr>
+            <w:r>
+              <w:rPr>
+                <w:rFonts w:ascii="Arial" w:cs="Arial" w:eastAsia="Arial" w:hAnsi="Arial"/>
+                <w:color w:val="404040"/>
+                <w:sz w:val="28"/>
+                <w:szCs w:val="28"/>
+              </w:rPr>
+              <w:t xml:space="preserve">☐</w:t>
+            </w:r>
+          </w:p>
+        </w:tc>
+        <w:tc>
+          <w:tcPr>
+            <w:tcW w:type="dxa" w:w="8426"/>
+            <w:tcBorders>
+              <w:top w:val="single" w:color="BFBFBF" w:sz="4"/>
+              <w:left w:val="single" w:color="BFBFBF" w:sz="4"/>
+              <w:bottom w:val="single" w:color="BFBFBF" w:sz="4"/>
+              <w:right w:val="single" w:color="BFBFBF" w:sz="4"/>
+            </w:tcBorders>
+            <w:tcMar>
+              <w:top w:type="dxa" w:w="60"/>
+              <w:left w:type="dxa" w:w="160"/>
+              <w:bottom w:type="dxa" w:w="60"/>
+              <w:right w:type="dxa" w:w="120"/>
+            </w:tcMar>
+          </w:tcPr>
+          <w:p>
+            <w:r>
+              <w:rPr>
+                <w:rFonts w:ascii="Arial" w:cs="Arial" w:eastAsia="Arial" w:hAnsi="Arial"/>
+                <w:color w:val="404040"/>
+                <w:sz w:val="18"/>
+                <w:szCs w:val="18"/>
+              </w:rPr>
+              <w:t xml:space="preserve">Rotate all IAM credentials account-wide</w:t>
+            </w:r>
+          </w:p>
+        </w:tc>
+      </w:tr>
+      <w:tr>
+        <w:tc>
+          <w:tcPr>
+            <w:tcW w:type="dxa" w:w="600"/>
+            <w:tcBorders>
+              <w:top w:val="single" w:color="BFBFBF" w:sz="4"/>
+              <w:left w:val="single" w:color="BFBFBF" w:sz="4"/>
+              <w:bottom w:val="single" w:color="BFBFBF" w:sz="4"/>
+              <w:right w:val="single" w:color="BFBFBF" w:sz="4"/>
+            </w:tcBorders>
+            <w:tcMar>
+              <w:top w:type="dxa" w:w="60"/>
+              <w:left w:type="dxa" w:w="120"/>
+              <w:bottom w:type="dxa" w:w="60"/>
+              <w:right w:type="dxa" w:w="120"/>
+            </w:tcMar>
+            <w:vAlign w:val="center"/>
+          </w:tcPr>
+          <w:p>
+            <w:pPr>
+              <w:jc w:val="center"/>
+            </w:pPr>
+            <w:r>
+              <w:rPr>
+                <w:rFonts w:ascii="Arial" w:cs="Arial" w:eastAsia="Arial" w:hAnsi="Arial"/>
+                <w:color w:val="404040"/>
+                <w:sz w:val="28"/>
+                <w:szCs w:val="28"/>
+              </w:rPr>
+              <w:t xml:space="preserve">☐</w:t>
+            </w:r>
+          </w:p>
+        </w:tc>
+        <w:tc>
+          <w:tcPr>
+            <w:tcW w:type="dxa" w:w="8426"/>
+            <w:tcBorders>
+              <w:top w:val="single" w:color="BFBFBF" w:sz="4"/>
+              <w:left w:val="single" w:color="BFBFBF" w:sz="4"/>
+              <w:bottom w:val="single" w:color="BFBFBF" w:sz="4"/>
+              <w:right w:val="single" w:color="BFBFBF" w:sz="4"/>
+            </w:tcBorders>
+            <w:tcMar>
+              <w:top w:type="dxa" w:w="60"/>
+              <w:left w:type="dxa" w:w="160"/>
+              <w:bottom w:type="dxa" w:w="60"/>
+              <w:right w:type="dxa" w:w="120"/>
+            </w:tcMar>
+          </w:tcPr>
+          <w:p>
+            <w:r>
+              <w:rPr>
+                <w:rFonts w:ascii="Arial" w:cs="Arial" w:eastAsia="Arial" w:hAnsi="Arial"/>
+                <w:color w:val="404040"/>
+                <w:sz w:val="18"/>
+                <w:szCs w:val="18"/>
+              </w:rPr>
+              <w:t xml:space="preserve">Delete the targeted S3 bucket</w:t>
+            </w:r>
+          </w:p>
+        </w:tc>
+      </w:tr>
+      <w:tr>
+        <w:tc>
+          <w:tcPr>
+            <w:tcW w:type="dxa" w:w="600"/>
+            <w:tcBorders>
+              <w:top w:val="single" w:color="BFBFBF" w:sz="4"/>
+              <w:left w:val="single" w:color="BFBFBF" w:sz="4"/>
+              <w:bottom w:val="single" w:color="BFBFBF" w:sz="4"/>
+              <w:right w:val="single" w:color="BFBFBF" w:sz="4"/>
+            </w:tcBorders>
+            <w:tcMar>
+              <w:top w:type="dxa" w:w="60"/>
+              <w:left w:type="dxa" w:w="120"/>
+              <w:bottom w:type="dxa" w:w="60"/>
+              <w:right w:type="dxa" w:w="120"/>
+            </w:tcMar>
+            <w:vAlign w:val="center"/>
+          </w:tcPr>
+          <w:p>
+            <w:pPr>
+              <w:jc w:val="center"/>
+            </w:pPr>
+            <w:r>
+              <w:rPr>
+                <w:rFonts w:ascii="Arial" w:cs="Arial" w:eastAsia="Arial" w:hAnsi="Arial"/>
+                <w:color w:val="404040"/>
+                <w:sz w:val="28"/>
+                <w:szCs w:val="28"/>
+              </w:rPr>
+              <w:t xml:space="preserve">☐</w:t>
+            </w:r>
+          </w:p>
+        </w:tc>
+        <w:tc>
+          <w:tcPr>
+            <w:tcW w:type="dxa" w:w="8426"/>
+            <w:tcBorders>
+              <w:top w:val="single" w:color="BFBFBF" w:sz="4"/>
+              <w:left w:val="single" w:color="BFBFBF" w:sz="4"/>
+              <w:bottom w:val="single" w:color="BFBFBF" w:sz="4"/>
+              <w:right w:val="single" w:color="BFBFBF" w:sz="4"/>
+            </w:tcBorders>
+            <w:tcMar>
+              <w:top w:type="dxa" w:w="60"/>
+              <w:left w:type="dxa" w:w="160"/>
+              <w:bottom w:type="dxa" w:w="60"/>
+              <w:right w:type="dxa" w:w="120"/>
+            </w:tcMar>
+          </w:tcPr>
+          <w:p>
+            <w:r>
+              <w:rPr>
+                <w:rFonts w:ascii="Arial" w:cs="Arial" w:eastAsia="Arial" w:hAnsi="Arial"/>
+                <w:color w:val="404040"/>
+                <w:sz w:val="18"/>
+                <w:szCs w:val="18"/>
+              </w:rPr>
+              <w:t xml:space="preserve">Enable MFA on the compromised account</w:t>
+            </w:r>
+          </w:p>
+        </w:tc>
+      </w:tr>
+      <w:tr>
+        <w:tc>
+          <w:tcPr>
+            <w:tcW w:type="dxa" w:w="600"/>
+            <w:tcBorders>
+              <w:top w:val="single" w:color="BFBFBF" w:sz="4"/>
+              <w:left w:val="single" w:color="BFBFBF" w:sz="4"/>
+              <w:bottom w:val="single" w:color="BFBFBF" w:sz="4"/>
+              <w:right w:val="single" w:color="BFBFBF" w:sz="4"/>
+            </w:tcBorders>
+            <w:tcMar>
+              <w:top w:type="dxa" w:w="60"/>
+              <w:left w:type="dxa" w:w="120"/>
+              <w:bottom w:type="dxa" w:w="60"/>
+              <w:right w:type="dxa" w:w="120"/>
+            </w:tcMar>
+            <w:vAlign w:val="center"/>
+          </w:tcPr>
+          <w:p>
+            <w:pPr>
+              <w:jc w:val="center"/>
+            </w:pPr>
+            <w:r>
+              <w:rPr>
+                <w:rFonts w:ascii="Arial" w:cs="Arial" w:eastAsia="Arial" w:hAnsi="Arial"/>
+                <w:color w:val="404040"/>
+                <w:sz w:val="28"/>
+                <w:szCs w:val="28"/>
+              </w:rPr>
+              <w:t xml:space="preserve">☐</w:t>
+            </w:r>
+          </w:p>
+        </w:tc>
+        <w:tc>
+          <w:tcPr>
+            <w:tcW w:type="dxa" w:w="8426"/>
+            <w:tcBorders>
+              <w:top w:val="single" w:color="BFBFBF" w:sz="4"/>
+              <w:left w:val="single" w:color="BFBFBF" w:sz="4"/>
+              <w:bottom w:val="single" w:color="BFBFBF" w:sz="4"/>
+              <w:right w:val="single" w:color="BFBFBF" w:sz="4"/>
+            </w:tcBorders>
+            <w:tcMar>
+              <w:top w:type="dxa" w:w="60"/>
+              <w:left w:type="dxa" w:w="160"/>
+              <w:bottom w:type="dxa" w:w="60"/>
+              <w:right w:type="dxa" w:w="120"/>
+            </w:tcMar>
+          </w:tcPr>
+          <w:p>
+            <w:r>
+              <w:rPr>
+                <w:rFonts w:ascii="Arial" w:cs="Arial" w:eastAsia="Arial" w:hAnsi="Arial"/>
+                <w:color w:val="404040"/>
+                <w:sz w:val="18"/>
+                <w:szCs w:val="18"/>
+              </w:rPr>
+              <w:t xml:space="preserve">Disable the compromised IAM user entirely</w:t>
+            </w:r>
+          </w:p>
+        </w:tc>
+      </w:tr>
+      <w:tr>
+        <w:tc>
+          <w:tcPr>
+            <w:tcW w:type="dxa" w:w="600"/>
+            <w:tcBorders>
+              <w:top w:val="single" w:color="BFBFBF" w:sz="4"/>
+              <w:left w:val="single" w:color="BFBFBF" w:sz="4"/>
+              <w:bottom w:val="single" w:color="BFBFBF" w:sz="4"/>
+              <w:right w:val="single" w:color="BFBFBF" w:sz="4"/>
+            </w:tcBorders>
+            <w:tcMar>
+              <w:top w:type="dxa" w:w="60"/>
+              <w:left w:type="dxa" w:w="120"/>
+              <w:bottom w:type="dxa" w:w="60"/>
+              <w:right w:type="dxa" w:w="120"/>
+            </w:tcMar>
+            <w:vAlign w:val="center"/>
+          </w:tcPr>
+          <w:p>
+            <w:pPr>
+              <w:jc w:val="center"/>
+            </w:pPr>
+            <w:r>
+              <w:rPr>
+                <w:rFonts w:ascii="Arial" w:cs="Arial" w:eastAsia="Arial" w:hAnsi="Arial"/>
+                <w:color w:val="404040"/>
+                <w:sz w:val="28"/>
+                <w:szCs w:val="28"/>
+              </w:rPr>
+              <w:t xml:space="preserve">☐</w:t>
+            </w:r>
+          </w:p>
+        </w:tc>
+        <w:tc>
+          <w:tcPr>
+            <w:tcW w:type="dxa" w:w="8426"/>
+            <w:tcBorders>
+              <w:top w:val="single" w:color="BFBFBF" w:sz="4"/>
+              <w:left w:val="single" w:color="BFBFBF" w:sz="4"/>
+              <w:bottom w:val="single" w:color="BFBFBF" w:sz="4"/>
+              <w:right w:val="single" w:color="BFBFBF" w:sz="4"/>
+            </w:tcBorders>
+            <w:tcMar>
+              <w:top w:type="dxa" w:w="60"/>
+              <w:left w:type="dxa" w:w="160"/>
+              <w:bottom w:type="dxa" w:w="60"/>
+              <w:right w:type="dxa" w:w="120"/>
+            </w:tcMar>
+          </w:tcPr>
+          <w:p>
+            <w:r>
+              <w:rPr>
+                <w:rFonts w:ascii="Arial" w:cs="Arial" w:eastAsia="Arial" w:hAnsi="Arial"/>
+                <w:color w:val="404040"/>
+                <w:sz w:val="18"/>
+                <w:szCs w:val="18"/>
+              </w:rPr>
+              <w:t xml:space="preserve">Notify affected individuals per breach notification policy</w:t>
+            </w:r>
+          </w:p>
+        </w:tc>
+      </w:tr>
+      <w:tr>
+        <w:tc>
+          <w:tcPr>
+            <w:tcW w:type="dxa" w:w="600"/>
+            <w:tcBorders>
+              <w:top w:val="single" w:color="BFBFBF" w:sz="4"/>
+              <w:left w:val="single" w:color="BFBFBF" w:sz="4"/>
+              <w:bottom w:val="single" w:color="BFBFBF" w:sz="4"/>
+              <w:right w:val="single" w:color="BFBFBF" w:sz="4"/>
+            </w:tcBorders>
+            <w:tcMar>
+              <w:top w:type="dxa" w:w="60"/>
+              <w:left w:type="dxa" w:w="120"/>
+              <w:bottom w:type="dxa" w:w="60"/>
+              <w:right w:type="dxa" w:w="120"/>
+            </w:tcMar>
+            <w:vAlign w:val="center"/>
+          </w:tcPr>
+          <w:p>
+            <w:pPr>
+              <w:jc w:val="center"/>
+            </w:pPr>
+            <w:r>
+              <w:rPr>
+                <w:rFonts w:ascii="Arial" w:cs="Arial" w:eastAsia="Arial" w:hAnsi="Arial"/>
+                <w:color w:val="404040"/>
+                <w:sz w:val="28"/>
+                <w:szCs w:val="28"/>
+              </w:rPr>
+              <w:t xml:space="preserve">☐</w:t>
+            </w:r>
+          </w:p>
+        </w:tc>
+        <w:tc>
+          <w:tcPr>
+            <w:tcW w:type="dxa" w:w="8426"/>
+            <w:tcBorders>
+              <w:top w:val="single" w:color="BFBFBF" w:sz="4"/>
+              <w:left w:val="single" w:color="BFBFBF" w:sz="4"/>
+              <w:bottom w:val="single" w:color="BFBFBF" w:sz="4"/>
+              <w:right w:val="single" w:color="BFBFBF" w:sz="4"/>
+            </w:tcBorders>
+            <w:tcMar>
+              <w:top w:type="dxa" w:w="60"/>
+              <w:left w:type="dxa" w:w="160"/>
+              <w:bottom w:type="dxa" w:w="60"/>
+              <w:right w:type="dxa" w:w="120"/>
+            </w:tcMar>
+          </w:tcPr>
+          <w:p>
+            <w:r>
+              <w:rPr>
+                <w:rFonts w:ascii="Arial" w:cs="Arial" w:eastAsia="Arial" w:hAnsi="Arial"/>
+                <w:color w:val="404040"/>
+                <w:sz w:val="18"/>
+                <w:szCs w:val="18"/>
+              </w:rPr>
+              <w:t xml:space="preserve">No action required — activity within normal parameters</w:t>
             </w:r>
           </w:p>
         </w:tc>
@@ -4879,13 +4178,15 @@
             <w:r>
               <w:rPr>
                 <w:rFonts w:ascii="Arial" w:cs="Arial" w:eastAsia="Arial" w:hAnsi="Arial"/>
-                <w:i/>
-                <w:iCs/>
-                <w:color w:val="808080"/>
-                <w:sz w:val="18"/>
-                <w:szCs w:val="18"/>
-              </w:rPr>
-              <w:t xml:space="preserve">[Trainee full name]</w:t>
+                <w:b/>
+                <w:bCs/>
+                <w:i w:val="false"/>
+                <w:iCs w:val="false"/>
+                <w:color w:val="1F5C99"/>
+                <w:sz w:val="18"/>
+                <w:szCs w:val="18"/>
+              </w:rPr>
+              <w:t xml:space="preserve">Trainee001</w:t>
             </w:r>
           </w:p>
         </w:tc>
@@ -4943,13 +4244,15 @@
             <w:r>
               <w:rPr>
                 <w:rFonts w:ascii="Arial" w:cs="Arial" w:eastAsia="Arial" w:hAnsi="Arial"/>
-                <w:i/>
-                <w:iCs/>
-                <w:color w:val="808080"/>
-                <w:sz w:val="18"/>
-                <w:szCs w:val="18"/>
-              </w:rPr>
-              <w:t xml:space="preserve">[DD/MM/YYYY]</w:t>
+                <w:b/>
+                <w:bCs/>
+                <w:i w:val="false"/>
+                <w:iCs w:val="false"/>
+                <w:color w:val="1F5C99"/>
+                <w:sz w:val="18"/>
+                <w:szCs w:val="18"/>
+              </w:rPr>
+              <w:t xml:space="preserve">16/05/2026</w:t>
             </w:r>
           </w:p>
         </w:tc>
@@ -5007,9 +4310,11 @@
             <w:r>
               <w:rPr>
                 <w:rFonts w:ascii="Arial" w:cs="Arial" w:eastAsia="Arial" w:hAnsi="Arial"/>
-                <w:i/>
-                <w:iCs/>
-                <w:color w:val="808080"/>
+                <w:b/>
+                <w:bCs/>
+                <w:i w:val="false"/>
+                <w:iCs w:val="false"/>
+                <w:color w:val="1F5C99"/>
                 <w:sz w:val="18"/>
                 <w:szCs w:val="18"/>
               </w:rPr>
@@ -5039,7 +4344,7 @@
           <w:sz w:val="18"/>
           <w:szCs w:val="18"/>
         </w:rPr>
-        <w:t xml:space="preserve">Signature: _______________________________________________</w:t>
+        <w:t xml:space="preserve">I confirm that this report accurately represents my independent analysis of the provided evidence, conducted during the BTCMP-16 cloud forensics lab session.</w:t>
       </w:r>
     </w:p>
     <w:p>
@@ -5048,108 +4353,25 @@
       </w:pPr>
       <w:r>
         <w:rPr>
-          <w:sz w:val="8"/>
-          <w:szCs w:val="8"/>
+          <w:sz w:val="16"/>
+          <w:szCs w:val="16"/>
         </w:rPr>
         <w:t xml:space="preserve"/>
       </w:r>
     </w:p>
-    <w:tr>
-      <w:tc>
-        <w:tcPr>
-          <w:tcW w:type="dxa" w:w="9026"/>
-          <w:tcBorders>
-            <w:top w:val="single" w:color="BFBFBF" w:sz="4"/>
-            <w:left w:val="single" w:color="BFBFBF" w:sz="4"/>
-            <w:bottom w:val="single" w:color="BFBFBF" w:sz="4"/>
-            <w:right w:val="single" w:color="BFBFBF" w:sz="4"/>
-          </w:tcBorders>
-          <w:tcMar>
-            <w:top w:type="dxa" w:w="60"/>
-            <w:left w:type="dxa" w:w="120"/>
-            <w:bottom w:type="dxa" w:w="60"/>
-            <w:right w:type="dxa" w:w="120"/>
-          </w:tcMar>
-        </w:tcPr>
-        <w:p>
-          <w:r>
-            <w:rPr>
-              <w:rFonts w:ascii="Arial" w:cs="Arial" w:eastAsia="Arial" w:hAnsi="Arial"/>
-              <w:i/>
-              <w:iCs/>
-              <w:color w:val="808080"/>
-              <w:sz w:val="18"/>
-              <w:szCs w:val="18"/>
-            </w:rPr>
-            <w:t xml:space="preserve">I confirm that this report accurately represents my independent analysis of the provided evidence, conducted during the BTCMP-16 cloud forensics lab session.</w:t>
-          </w:r>
-        </w:p>
-      </w:tc>
-    </w:tr>
-    <w:tr>
-      <w:tc>
-        <w:tcPr>
-          <w:tcW w:type="dxa" w:w="9026"/>
-          <w:tcBorders>
-            <w:top w:val="single" w:color="BFBFBF" w:sz="4"/>
-            <w:left w:val="single" w:color="BFBFBF" w:sz="4"/>
-            <w:bottom w:val="single" w:color="BFBFBF" w:sz="4"/>
-            <w:right w:val="single" w:color="BFBFBF" w:sz="4"/>
-          </w:tcBorders>
-          <w:tcMar>
-            <w:top w:type="dxa" w:w="60"/>
-            <w:left w:type="dxa" w:w="120"/>
-            <w:bottom w:type="dxa" w:w="60"/>
-            <w:right w:type="dxa" w:w="120"/>
-          </w:tcMar>
-        </w:tcPr>
-        <w:p>
-          <w:r>
-            <w:rPr>
-              <w:rFonts w:ascii="Arial" w:cs="Arial" w:eastAsia="Arial" w:hAnsi="Arial"/>
-              <w:i/>
-              <w:iCs/>
-              <w:color w:val="808080"/>
-              <w:sz w:val="18"/>
-              <w:szCs w:val="18"/>
-            </w:rPr>
-            <w:t xml:space="preserve"/>
-          </w:r>
-        </w:p>
-      </w:tc>
-    </w:tr>
-    <w:tr>
-      <w:tc>
-        <w:tcPr>
-          <w:tcW w:type="dxa" w:w="9026"/>
-          <w:tcBorders>
-            <w:top w:val="single" w:color="BFBFBF" w:sz="4"/>
-            <w:left w:val="single" w:color="BFBFBF" w:sz="4"/>
-            <w:bottom w:val="single" w:color="BFBFBF" w:sz="4"/>
-            <w:right w:val="single" w:color="BFBFBF" w:sz="4"/>
-          </w:tcBorders>
-          <w:tcMar>
-            <w:top w:type="dxa" w:w="60"/>
-            <w:left w:type="dxa" w:w="120"/>
-            <w:bottom w:type="dxa" w:w="60"/>
-            <w:right w:type="dxa" w:w="120"/>
-          </w:tcMar>
-        </w:tcPr>
-        <w:p>
-          <w:r>
-            <w:rPr>
-              <w:rFonts w:ascii="Arial" w:cs="Arial" w:eastAsia="Arial" w:hAnsi="Arial"/>
-              <w:i/>
-              <w:iCs/>
-              <w:color w:val="808080"/>
-              <w:sz w:val="18"/>
-              <w:szCs w:val="18"/>
-            </w:rPr>
-            <w:t xml:space="preserve"/>
-          </w:r>
-        </w:p>
-      </w:tc>
-    </w:tr>
+    <w:p>
+      <w:r>
+        <w:rPr>
+          <w:rFonts w:ascii="Arial" w:cs="Arial" w:eastAsia="Arial" w:hAnsi="Arial"/>
+          <w:b/>
+          <w:bCs/>
+          <w:color w:val="1F5C99"/>
+          <w:sz w:val="18"/>
+          <w:szCs w:val="18"/>
+        </w:rPr>
+        <w:t xml:space="preserve">Signature: Trainee001  (digital lab session — no handwritten signature required)</w:t>
+      </w:r>
+    </w:p>
     <w:p>
       <w:pPr>
         <w:spacing w:after="0" w:before="0"/>
